--- a/NOTEBOOK/Actividad Notebook 01 – Introducción a Python.docx
+++ b/NOTEBOOK/Actividad Notebook 01 – Introducción a Python.docx
@@ -163,7 +163,25 @@
           <w:sz w:val="28"/>
           <w:szCs w:val="20"/>
         </w:rPr>
-        <w:t>(Escribe tu nombre completo aquí)</w:t>
+        <w:t>(</w:t>
+      </w:r>
+      <w:r>
+        <w:rPr>
+          <w:i/>
+          <w:iCs/>
+          <w:sz w:val="28"/>
+          <w:szCs w:val="20"/>
+        </w:rPr>
+        <w:t>David Umaña</w:t>
+      </w:r>
+      <w:r>
+        <w:rPr>
+          <w:i/>
+          <w:iCs/>
+          <w:sz w:val="28"/>
+          <w:szCs w:val="20"/>
+        </w:rPr>
+        <w:t>)</w:t>
       </w:r>
     </w:p>
     <w:p>
@@ -390,7 +408,79 @@
           <w:lang w:val="en-US" w:eastAsia="en-US"/>
           <w14:ligatures w14:val="none"/>
         </w:rPr>
-        <w:t>El repositorio debe incluir:</w:t>
+        <w:t xml:space="preserve">El </w:t>
+      </w:r>
+      <w:proofErr w:type="spellStart"/>
+      <w:r>
+        <w:rPr>
+          <w:rFonts w:asciiTheme="minorHAnsi" w:eastAsia="Times New Roman" w:hAnsiTheme="minorHAnsi" w:cs="Times New Roman"/>
+          <w:color w:val="auto"/>
+          <w:kern w:val="0"/>
+          <w:sz w:val="24"/>
+          <w:lang w:val="en-US" w:eastAsia="en-US"/>
+          <w14:ligatures w14:val="none"/>
+        </w:rPr>
+        <w:t>repositorio</w:t>
+      </w:r>
+      <w:proofErr w:type="spellEnd"/>
+      <w:r>
+        <w:rPr>
+          <w:rFonts w:asciiTheme="minorHAnsi" w:eastAsia="Times New Roman" w:hAnsiTheme="minorHAnsi" w:cs="Times New Roman"/>
+          <w:color w:val="auto"/>
+          <w:kern w:val="0"/>
+          <w:sz w:val="24"/>
+          <w:lang w:val="en-US" w:eastAsia="en-US"/>
+          <w14:ligatures w14:val="none"/>
+        </w:rPr>
+        <w:t xml:space="preserve"> </w:t>
+      </w:r>
+      <w:proofErr w:type="spellStart"/>
+      <w:r>
+        <w:rPr>
+          <w:rFonts w:asciiTheme="minorHAnsi" w:eastAsia="Times New Roman" w:hAnsiTheme="minorHAnsi" w:cs="Times New Roman"/>
+          <w:color w:val="auto"/>
+          <w:kern w:val="0"/>
+          <w:sz w:val="24"/>
+          <w:lang w:val="en-US" w:eastAsia="en-US"/>
+          <w14:ligatures w14:val="none"/>
+        </w:rPr>
+        <w:t>debe</w:t>
+      </w:r>
+      <w:proofErr w:type="spellEnd"/>
+      <w:r>
+        <w:rPr>
+          <w:rFonts w:asciiTheme="minorHAnsi" w:eastAsia="Times New Roman" w:hAnsiTheme="minorHAnsi" w:cs="Times New Roman"/>
+          <w:color w:val="auto"/>
+          <w:kern w:val="0"/>
+          <w:sz w:val="24"/>
+          <w:lang w:val="en-US" w:eastAsia="en-US"/>
+          <w14:ligatures w14:val="none"/>
+        </w:rPr>
+        <w:t xml:space="preserve"> </w:t>
+      </w:r>
+      <w:proofErr w:type="spellStart"/>
+      <w:r>
+        <w:rPr>
+          <w:rFonts w:asciiTheme="minorHAnsi" w:eastAsia="Times New Roman" w:hAnsiTheme="minorHAnsi" w:cs="Times New Roman"/>
+          <w:color w:val="auto"/>
+          <w:kern w:val="0"/>
+          <w:sz w:val="24"/>
+          <w:lang w:val="en-US" w:eastAsia="en-US"/>
+          <w14:ligatures w14:val="none"/>
+        </w:rPr>
+        <w:t>incluir</w:t>
+      </w:r>
+      <w:proofErr w:type="spellEnd"/>
+      <w:r>
+        <w:rPr>
+          <w:rFonts w:asciiTheme="minorHAnsi" w:eastAsia="Times New Roman" w:hAnsiTheme="minorHAnsi" w:cs="Times New Roman"/>
+          <w:color w:val="auto"/>
+          <w:kern w:val="0"/>
+          <w:sz w:val="24"/>
+          <w:lang w:val="en-US" w:eastAsia="en-US"/>
+          <w14:ligatures w14:val="none"/>
+        </w:rPr>
+        <w:t>:</w:t>
       </w:r>
     </w:p>
     <w:p>
@@ -409,6 +499,7 @@
           <w14:ligatures w14:val="none"/>
         </w:rPr>
       </w:pPr>
+      <w:proofErr w:type="gramStart"/>
       <w:r>
         <w:rPr>
           <w:rFonts w:asciiTheme="minorHAnsi" w:eastAsia="Times New Roman" w:hAnsiTheme="minorHAnsi" w:cs="Times New Roman"/>
@@ -429,8 +520,22 @@
           <w:lang w:val="es-CR" w:eastAsia="en-US"/>
           <w14:ligatures w14:val="none"/>
         </w:rPr>
-        <w:t>.ipynb</w:t>
-      </w:r>
+        <w:t>.</w:t>
+      </w:r>
+      <w:proofErr w:type="spellStart"/>
+      <w:r>
+        <w:rPr>
+          <w:rFonts w:ascii="Consolas" w:eastAsia="Times New Roman" w:hAnsi="Consolas" w:cs="Times New Roman"/>
+          <w:color w:val="auto"/>
+          <w:kern w:val="0"/>
+          <w:sz w:val="22"/>
+          <w:lang w:val="es-CR" w:eastAsia="en-US"/>
+          <w14:ligatures w14:val="none"/>
+        </w:rPr>
+        <w:t>ipynb</w:t>
+      </w:r>
+      <w:proofErr w:type="spellEnd"/>
+      <w:proofErr w:type="gramEnd"/>
       <w:r>
         <w:rPr>
           <w:rFonts w:asciiTheme="minorHAnsi" w:eastAsia="Times New Roman" w:hAnsiTheme="minorHAnsi" w:cs="Times New Roman"/>
@@ -459,6 +564,7 @@
           <w14:ligatures w14:val="none"/>
         </w:rPr>
       </w:pPr>
+      <w:proofErr w:type="spellStart"/>
       <w:r>
         <w:rPr>
           <w:rFonts w:asciiTheme="minorHAnsi" w:eastAsia="Times New Roman" w:hAnsiTheme="minorHAnsi" w:cs="Times New Roman"/>
@@ -468,7 +574,67 @@
           <w:lang w:val="en-US" w:eastAsia="en-US"/>
           <w14:ligatures w14:val="none"/>
         </w:rPr>
-        <w:t>Respuestas y ejercicios desarrollados.</w:t>
+        <w:t>Respuestas</w:t>
+      </w:r>
+      <w:proofErr w:type="spellEnd"/>
+      <w:r>
+        <w:rPr>
+          <w:rFonts w:asciiTheme="minorHAnsi" w:eastAsia="Times New Roman" w:hAnsiTheme="minorHAnsi" w:cs="Times New Roman"/>
+          <w:color w:val="auto"/>
+          <w:kern w:val="0"/>
+          <w:sz w:val="24"/>
+          <w:lang w:val="en-US" w:eastAsia="en-US"/>
+          <w14:ligatures w14:val="none"/>
+        </w:rPr>
+        <w:t xml:space="preserve"> y </w:t>
+      </w:r>
+      <w:proofErr w:type="spellStart"/>
+      <w:r>
+        <w:rPr>
+          <w:rFonts w:asciiTheme="minorHAnsi" w:eastAsia="Times New Roman" w:hAnsiTheme="minorHAnsi" w:cs="Times New Roman"/>
+          <w:color w:val="auto"/>
+          <w:kern w:val="0"/>
+          <w:sz w:val="24"/>
+          <w:lang w:val="en-US" w:eastAsia="en-US"/>
+          <w14:ligatures w14:val="none"/>
+        </w:rPr>
+        <w:t>ejercicios</w:t>
+      </w:r>
+      <w:proofErr w:type="spellEnd"/>
+      <w:r>
+        <w:rPr>
+          <w:rFonts w:asciiTheme="minorHAnsi" w:eastAsia="Times New Roman" w:hAnsiTheme="minorHAnsi" w:cs="Times New Roman"/>
+          <w:color w:val="auto"/>
+          <w:kern w:val="0"/>
+          <w:sz w:val="24"/>
+          <w:lang w:val="en-US" w:eastAsia="en-US"/>
+          <w14:ligatures w14:val="none"/>
+        </w:rPr>
+        <w:t xml:space="preserve"> </w:t>
+      </w:r>
+      <w:proofErr w:type="spellStart"/>
+      <w:r>
+        <w:rPr>
+          <w:rFonts w:asciiTheme="minorHAnsi" w:eastAsia="Times New Roman" w:hAnsiTheme="minorHAnsi" w:cs="Times New Roman"/>
+          <w:color w:val="auto"/>
+          <w:kern w:val="0"/>
+          <w:sz w:val="24"/>
+          <w:lang w:val="en-US" w:eastAsia="en-US"/>
+          <w14:ligatures w14:val="none"/>
+        </w:rPr>
+        <w:t>desarrollados</w:t>
+      </w:r>
+      <w:proofErr w:type="spellEnd"/>
+      <w:r>
+        <w:rPr>
+          <w:rFonts w:asciiTheme="minorHAnsi" w:eastAsia="Times New Roman" w:hAnsiTheme="minorHAnsi" w:cs="Times New Roman"/>
+          <w:color w:val="auto"/>
+          <w:kern w:val="0"/>
+          <w:sz w:val="24"/>
+          <w:lang w:val="en-US" w:eastAsia="en-US"/>
+          <w14:ligatures w14:val="none"/>
+        </w:rPr>
+        <w:t>.</w:t>
       </w:r>
     </w:p>
     <w:p>
@@ -737,7 +903,7 @@
   </w:p>
   <w:p>
     <w:pPr>
-      <w:pStyle w:val="Piedepgina"/>
+      <w:pStyle w:val="Footer"/>
       <w:tabs>
         <w:tab w:val="clear" w:pos="4513"/>
         <w:tab w:val="clear" w:pos="9026"/>
@@ -777,7 +943,7 @@
 <w:hdr xmlns:wpc="http://schemas.microsoft.com/office/word/2010/wordprocessingCanvas" xmlns:cx="http://schemas.microsoft.com/office/drawing/2014/chartex" xmlns:cx1="http://schemas.microsoft.com/office/drawing/2015/9/8/chartex" xmlns:cx2="http://schemas.microsoft.com/office/drawing/2015/10/21/chartex" xmlns:cx3="http://schemas.microsoft.com/office/drawing/2016/5/9/chartex" xmlns:cx4="http://schemas.microsoft.com/office/drawing/2016/5/10/chartex" xmlns:cx5="http://schemas.microsoft.com/office/drawing/2016/5/11/chartex" xmlns:cx6="http://schemas.microsoft.com/office/drawing/2016/5/12/chartex" xmlns:cx7="http://schemas.microsoft.com/office/drawing/2016/5/13/chartex" xmlns:cx8="http://schemas.microsoft.com/office/drawing/2016/5/14/chartex" xmlns:mc="http://schemas.openxmlformats.org/markup-compatibility/2006" xmlns:aink="http://schemas.microsoft.com/office/drawing/2016/ink" xmlns:am3d="http://schemas.microsoft.com/office/drawing/2017/model3d" xmlns:o="urn:schemas-microsoft-com:office:office" xmlns:oel="http://schemas.microsoft.com/office/2019/extlst" xmlns:r="http://schemas.openxmlformats.org/officeDocument/2006/relationships" xmlns:m="http://schemas.openxmlformats.org/officeDocument/2006/math" xmlns:v="urn:schemas-microsoft-com:vml" xmlns:wp14="http://schemas.microsoft.com/office/word/2010/wordprocessingDrawing" xmlns:wp="http://schemas.openxmlformats.org/drawingml/2006/wordprocessingDrawing" xmlns:w10="urn:schemas-microsoft-com:office:word" xmlns:w="http://schemas.openxmlformats.org/wordprocessingml/2006/main" xmlns:w14="http://schemas.microsoft.com/office/word/2010/wordml" xmlns:w15="http://schemas.microsoft.com/office/word/2012/wordml" xmlns:w16cex="http://schemas.microsoft.com/office/word/2018/wordml/cex" xmlns:w16cid="http://schemas.microsoft.com/office/word/2016/wordml/cid" xmlns:w16="http://schemas.microsoft.com/office/word/2018/wordml" xmlns:w16du="http://schemas.microsoft.com/office/word/2023/wordml/word16du" xmlns:w16sdtdh="http://schemas.microsoft.com/office/word/2020/wordml/sdtdatahash" xmlns:w16sdtfl="http://schemas.microsoft.com/office/word/2024/wordml/sdtformatlock" xmlns:w16se="http://schemas.microsoft.com/office/word/2015/wordml/symex" xmlns:wpg="http://schemas.microsoft.com/office/word/2010/wordprocessingGroup" xmlns:wpi="http://schemas.microsoft.com/office/word/2010/wordprocessingInk" xmlns:wne="http://schemas.microsoft.com/office/word/2006/wordml" xmlns:wps="http://schemas.microsoft.com/office/word/2010/wordprocessingShape" mc:Ignorable="w14 w15 w16se w16cid w16 w16cex w16sdtdh w16sdtfl w16du wp14">
   <w:p>
     <w:pPr>
-      <w:pStyle w:val="Encabezado"/>
+      <w:pStyle w:val="Header"/>
     </w:pPr>
     <w:r>
       <w:rPr>
@@ -817,7 +983,7 @@
 <w:hdr xmlns:wpc="http://schemas.microsoft.com/office/word/2010/wordprocessingCanvas" xmlns:cx="http://schemas.microsoft.com/office/drawing/2014/chartex" xmlns:cx1="http://schemas.microsoft.com/office/drawing/2015/9/8/chartex" xmlns:cx2="http://schemas.microsoft.com/office/drawing/2015/10/21/chartex" xmlns:cx3="http://schemas.microsoft.com/office/drawing/2016/5/9/chartex" xmlns:cx4="http://schemas.microsoft.com/office/drawing/2016/5/10/chartex" xmlns:cx5="http://schemas.microsoft.com/office/drawing/2016/5/11/chartex" xmlns:cx6="http://schemas.microsoft.com/office/drawing/2016/5/12/chartex" xmlns:cx7="http://schemas.microsoft.com/office/drawing/2016/5/13/chartex" xmlns:cx8="http://schemas.microsoft.com/office/drawing/2016/5/14/chartex" xmlns:mc="http://schemas.openxmlformats.org/markup-compatibility/2006" xmlns:aink="http://schemas.microsoft.com/office/drawing/2016/ink" xmlns:am3d="http://schemas.microsoft.com/office/drawing/2017/model3d" xmlns:o="urn:schemas-microsoft-com:office:office" xmlns:oel="http://schemas.microsoft.com/office/2019/extlst" xmlns:r="http://schemas.openxmlformats.org/officeDocument/2006/relationships" xmlns:m="http://schemas.openxmlformats.org/officeDocument/2006/math" xmlns:v="urn:schemas-microsoft-com:vml" xmlns:wp14="http://schemas.microsoft.com/office/word/2010/wordprocessingDrawing" xmlns:wp="http://schemas.openxmlformats.org/drawingml/2006/wordprocessingDrawing" xmlns:w10="urn:schemas-microsoft-com:office:word" xmlns:w="http://schemas.openxmlformats.org/wordprocessingml/2006/main" xmlns:w14="http://schemas.microsoft.com/office/word/2010/wordml" xmlns:w15="http://schemas.microsoft.com/office/word/2012/wordml" xmlns:w16cex="http://schemas.microsoft.com/office/word/2018/wordml/cex" xmlns:w16cid="http://schemas.microsoft.com/office/word/2016/wordml/cid" xmlns:w16="http://schemas.microsoft.com/office/word/2018/wordml" xmlns:w16du="http://schemas.microsoft.com/office/word/2023/wordml/word16du" xmlns:w16sdtdh="http://schemas.microsoft.com/office/word/2020/wordml/sdtdatahash" xmlns:w16sdtfl="http://schemas.microsoft.com/office/word/2024/wordml/sdtformatlock" xmlns:w16se="http://schemas.microsoft.com/office/word/2015/wordml/symex" xmlns:wpg="http://schemas.microsoft.com/office/word/2010/wordprocessingGroup" xmlns:wpi="http://schemas.microsoft.com/office/word/2010/wordprocessingInk" xmlns:wne="http://schemas.microsoft.com/office/word/2006/wordml" xmlns:wps="http://schemas.microsoft.com/office/word/2010/wordprocessingShape" mc:Ignorable="w14 w15 w16se w16cid w16 w16cex w16sdtdh w16sdtfl w16du wp14">
   <w:p>
     <w:pPr>
-      <w:pStyle w:val="Encabezado"/>
+      <w:pStyle w:val="Header"/>
       <w:ind w:left="0"/>
       <w:rPr>
         <w:rFonts w:ascii="Agency FB" w:hAnsi="Agency FB" w:cs="Amiri"/>
@@ -880,7 +1046,7 @@
 <w:hdr xmlns:wpc="http://schemas.microsoft.com/office/word/2010/wordprocessingCanvas" xmlns:cx="http://schemas.microsoft.com/office/drawing/2014/chartex" xmlns:cx1="http://schemas.microsoft.com/office/drawing/2015/9/8/chartex" xmlns:cx2="http://schemas.microsoft.com/office/drawing/2015/10/21/chartex" xmlns:cx3="http://schemas.microsoft.com/office/drawing/2016/5/9/chartex" xmlns:cx4="http://schemas.microsoft.com/office/drawing/2016/5/10/chartex" xmlns:cx5="http://schemas.microsoft.com/office/drawing/2016/5/11/chartex" xmlns:cx6="http://schemas.microsoft.com/office/drawing/2016/5/12/chartex" xmlns:cx7="http://schemas.microsoft.com/office/drawing/2016/5/13/chartex" xmlns:cx8="http://schemas.microsoft.com/office/drawing/2016/5/14/chartex" xmlns:mc="http://schemas.openxmlformats.org/markup-compatibility/2006" xmlns:aink="http://schemas.microsoft.com/office/drawing/2016/ink" xmlns:am3d="http://schemas.microsoft.com/office/drawing/2017/model3d" xmlns:o="urn:schemas-microsoft-com:office:office" xmlns:oel="http://schemas.microsoft.com/office/2019/extlst" xmlns:r="http://schemas.openxmlformats.org/officeDocument/2006/relationships" xmlns:m="http://schemas.openxmlformats.org/officeDocument/2006/math" xmlns:v="urn:schemas-microsoft-com:vml" xmlns:wp14="http://schemas.microsoft.com/office/word/2010/wordprocessingDrawing" xmlns:wp="http://schemas.openxmlformats.org/drawingml/2006/wordprocessingDrawing" xmlns:w10="urn:schemas-microsoft-com:office:word" xmlns:w="http://schemas.openxmlformats.org/wordprocessingml/2006/main" xmlns:w14="http://schemas.microsoft.com/office/word/2010/wordml" xmlns:w15="http://schemas.microsoft.com/office/word/2012/wordml" xmlns:w16cex="http://schemas.microsoft.com/office/word/2018/wordml/cex" xmlns:w16cid="http://schemas.microsoft.com/office/word/2016/wordml/cid" xmlns:w16="http://schemas.microsoft.com/office/word/2018/wordml" xmlns:w16du="http://schemas.microsoft.com/office/word/2023/wordml/word16du" xmlns:w16sdtdh="http://schemas.microsoft.com/office/word/2020/wordml/sdtdatahash" xmlns:w16sdtfl="http://schemas.microsoft.com/office/word/2024/wordml/sdtformatlock" xmlns:w16se="http://schemas.microsoft.com/office/word/2015/wordml/symex" xmlns:wpg="http://schemas.microsoft.com/office/word/2010/wordprocessingGroup" xmlns:wpi="http://schemas.microsoft.com/office/word/2010/wordprocessingInk" xmlns:wne="http://schemas.microsoft.com/office/word/2006/wordml" xmlns:wps="http://schemas.microsoft.com/office/word/2010/wordprocessingShape" mc:Ignorable="w14 w15 w16se w16cid w16 w16cex w16sdtdh w16sdtfl w16du wp14">
   <w:p>
     <w:pPr>
-      <w:pStyle w:val="Encabezado"/>
+      <w:pStyle w:val="Header"/>
     </w:pPr>
     <w:r>
       <w:rPr>
@@ -920,7 +1086,7 @@
 <w:numbering xmlns:wpc="http://schemas.microsoft.com/office/word/2010/wordprocessingCanvas" xmlns:cx="http://schemas.microsoft.com/office/drawing/2014/chartex" xmlns:cx1="http://schemas.microsoft.com/office/drawing/2015/9/8/chartex" xmlns:cx2="http://schemas.microsoft.com/office/drawing/2015/10/21/chartex" xmlns:cx3="http://schemas.microsoft.com/office/drawing/2016/5/9/chartex" xmlns:cx4="http://schemas.microsoft.com/office/drawing/2016/5/10/chartex" xmlns:cx5="http://schemas.microsoft.com/office/drawing/2016/5/11/chartex" xmlns:cx6="http://schemas.microsoft.com/office/drawing/2016/5/12/chartex" xmlns:cx7="http://schemas.microsoft.com/office/drawing/2016/5/13/chartex" xmlns:cx8="http://schemas.microsoft.com/office/drawing/2016/5/14/chartex" xmlns:mc="http://schemas.openxmlformats.org/markup-compatibility/2006" xmlns:aink="http://schemas.microsoft.com/office/drawing/2016/ink" xmlns:am3d="http://schemas.microsoft.com/office/drawing/2017/model3d" xmlns:o="urn:schemas-microsoft-com:office:office" xmlns:oel="http://schemas.microsoft.com/office/2019/extlst" xmlns:r="http://schemas.openxmlformats.org/officeDocument/2006/relationships" xmlns:m="http://schemas.openxmlformats.org/officeDocument/2006/math" xmlns:v="urn:schemas-microsoft-com:vml" xmlns:wp14="http://schemas.microsoft.com/office/word/2010/wordprocessingDrawing" xmlns:wp="http://schemas.openxmlformats.org/drawingml/2006/wordprocessingDrawing" xmlns:w10="urn:schemas-microsoft-com:office:word" xmlns:w="http://schemas.openxmlformats.org/wordprocessingml/2006/main" xmlns:w14="http://schemas.microsoft.com/office/word/2010/wordml" xmlns:w15="http://schemas.microsoft.com/office/word/2012/wordml" xmlns:w16cex="http://schemas.microsoft.com/office/word/2018/wordml/cex" xmlns:w16cid="http://schemas.microsoft.com/office/word/2016/wordml/cid" xmlns:w16="http://schemas.microsoft.com/office/word/2018/wordml" xmlns:w16du="http://schemas.microsoft.com/office/word/2023/wordml/word16du" xmlns:w16sdtdh="http://schemas.microsoft.com/office/word/2020/wordml/sdtdatahash" xmlns:w16sdtfl="http://schemas.microsoft.com/office/word/2024/wordml/sdtformatlock" xmlns:w16se="http://schemas.microsoft.com/office/word/2015/wordml/symex" xmlns:wpg="http://schemas.microsoft.com/office/word/2010/wordprocessingGroup" xmlns:wpi="http://schemas.microsoft.com/office/word/2010/wordprocessingInk" xmlns:wne="http://schemas.microsoft.com/office/word/2006/wordml" xmlns:wps="http://schemas.microsoft.com/office/word/2010/wordprocessingShape" mc:Ignorable="w14 w15 w16se w16cid w16 w16cex w16sdtdh w16sdtfl w16du wp14">
   <w:numPicBullet w:numPicBulletId="0">
     <w:pict>
-      <v:rect id="_x0000_i1026" style="width:0;height:1.5pt" o:bullet="t" o:hrstd="t" o:hr="t" fillcolor="#a0a0a0" stroked="f"/>
+      <v:rect id="_x0000_i1025" style="width:0;height:1.5pt" o:bullet="t" o:hrstd="t" o:hr="t" fillcolor="#a0a0a0" stroked="f"/>
     </w:pict>
   </w:numPicBullet>
   <w:abstractNum w:abstractNumId="0" w15:restartNumberingAfterBreak="0">
@@ -2823,11 +2989,11 @@
       <w:sz w:val="36"/>
     </w:rPr>
   </w:style>
-  <w:style w:type="paragraph" w:styleId="Ttulo1">
+  <w:style w:type="paragraph" w:styleId="Heading1">
     <w:name w:val="heading 1"/>
     <w:basedOn w:val="Normal"/>
     <w:next w:val="Normal"/>
-    <w:link w:val="Ttulo1Car"/>
+    <w:link w:val="Heading1Char"/>
     <w:uiPriority w:val="9"/>
     <w:qFormat/>
     <w:rsid w:val="00E77C79"/>
@@ -2844,11 +3010,11 @@
       <w:szCs w:val="40"/>
     </w:rPr>
   </w:style>
-  <w:style w:type="paragraph" w:styleId="Ttulo3">
+  <w:style w:type="paragraph" w:styleId="Heading3">
     <w:name w:val="heading 3"/>
     <w:basedOn w:val="Normal"/>
     <w:next w:val="Normal"/>
-    <w:link w:val="Ttulo3Car"/>
+    <w:link w:val="Heading3Char"/>
     <w:uiPriority w:val="9"/>
     <w:semiHidden/>
     <w:unhideWhenUsed/>
@@ -2866,11 +3032,11 @@
       <w:sz w:val="24"/>
     </w:rPr>
   </w:style>
-  <w:style w:type="paragraph" w:styleId="Ttulo4">
+  <w:style w:type="paragraph" w:styleId="Heading4">
     <w:name w:val="heading 4"/>
     <w:basedOn w:val="Normal"/>
     <w:next w:val="Normal"/>
-    <w:link w:val="Ttulo4Car"/>
+    <w:link w:val="Heading4Char"/>
     <w:uiPriority w:val="9"/>
     <w:semiHidden/>
     <w:unhideWhenUsed/>
@@ -2889,13 +3055,13 @@
       <w:color w:val="0F4761" w:themeColor="accent1" w:themeShade="BF"/>
     </w:rPr>
   </w:style>
-  <w:style w:type="character" w:default="1" w:styleId="Fuentedeprrafopredeter">
+  <w:style w:type="character" w:default="1" w:styleId="DefaultParagraphFont">
     <w:name w:val="Default Paragraph Font"/>
     <w:uiPriority w:val="1"/>
     <w:semiHidden/>
     <w:unhideWhenUsed/>
   </w:style>
-  <w:style w:type="table" w:default="1" w:styleId="Tablanormal">
+  <w:style w:type="table" w:default="1" w:styleId="TableNormal">
     <w:name w:val="Normal Table"/>
     <w:uiPriority w:val="99"/>
     <w:semiHidden/>
@@ -2910,7 +3076,7 @@
       </w:tblCellMar>
     </w:tblPr>
   </w:style>
-  <w:style w:type="numbering" w:default="1" w:styleId="Sinlista">
+  <w:style w:type="numbering" w:default="1" w:styleId="NoList">
     <w:name w:val="No List"/>
     <w:uiPriority w:val="99"/>
     <w:semiHidden/>
@@ -2930,7 +3096,7 @@
       </w:tblCellMar>
     </w:tblPr>
   </w:style>
-  <w:style w:type="paragraph" w:styleId="Prrafodelista">
+  <w:style w:type="paragraph" w:styleId="ListParagraph">
     <w:name w:val="List Paragraph"/>
     <w:basedOn w:val="Normal"/>
     <w:uiPriority w:val="34"/>
@@ -2941,10 +3107,10 @@
       <w:contextualSpacing/>
     </w:pPr>
   </w:style>
-  <w:style w:type="paragraph" w:styleId="Encabezado">
+  <w:style w:type="paragraph" w:styleId="Header">
     <w:name w:val="header"/>
     <w:basedOn w:val="Normal"/>
-    <w:link w:val="EncabezadoCar"/>
+    <w:link w:val="HeaderChar"/>
     <w:uiPriority w:val="99"/>
     <w:unhideWhenUsed/>
     <w:rsid w:val="00E77C79"/>
@@ -2956,10 +3122,10 @@
       <w:spacing w:line="240" w:lineRule="auto"/>
     </w:pPr>
   </w:style>
-  <w:style w:type="character" w:customStyle="1" w:styleId="EncabezadoCar">
-    <w:name w:val="Encabezado Car"/>
-    <w:basedOn w:val="Fuentedeprrafopredeter"/>
-    <w:link w:val="Encabezado"/>
+  <w:style w:type="character" w:customStyle="1" w:styleId="HeaderChar">
+    <w:name w:val="Header Char"/>
+    <w:basedOn w:val="DefaultParagraphFont"/>
+    <w:link w:val="Header"/>
     <w:uiPriority w:val="99"/>
     <w:rsid w:val="00E77C79"/>
     <w:rPr>
@@ -2968,10 +3134,10 @@
       <w:sz w:val="36"/>
     </w:rPr>
   </w:style>
-  <w:style w:type="paragraph" w:styleId="Piedepgina">
+  <w:style w:type="paragraph" w:styleId="Footer">
     <w:name w:val="footer"/>
     <w:basedOn w:val="Normal"/>
-    <w:link w:val="PiedepginaCar"/>
+    <w:link w:val="FooterChar"/>
     <w:uiPriority w:val="99"/>
     <w:unhideWhenUsed/>
     <w:rsid w:val="00E77C79"/>
@@ -2983,10 +3149,10 @@
       <w:spacing w:line="240" w:lineRule="auto"/>
     </w:pPr>
   </w:style>
-  <w:style w:type="character" w:customStyle="1" w:styleId="PiedepginaCar">
-    <w:name w:val="Pie de página Car"/>
-    <w:basedOn w:val="Fuentedeprrafopredeter"/>
-    <w:link w:val="Piedepgina"/>
+  <w:style w:type="character" w:customStyle="1" w:styleId="FooterChar">
+    <w:name w:val="Footer Char"/>
+    <w:basedOn w:val="DefaultParagraphFont"/>
+    <w:link w:val="Footer"/>
     <w:uiPriority w:val="99"/>
     <w:rsid w:val="00E77C79"/>
     <w:rPr>
@@ -2995,10 +3161,10 @@
       <w:sz w:val="36"/>
     </w:rPr>
   </w:style>
-  <w:style w:type="character" w:customStyle="1" w:styleId="Ttulo1Car">
-    <w:name w:val="Título 1 Car"/>
-    <w:basedOn w:val="Fuentedeprrafopredeter"/>
-    <w:link w:val="Ttulo1"/>
+  <w:style w:type="character" w:customStyle="1" w:styleId="Heading1Char">
+    <w:name w:val="Heading 1 Char"/>
+    <w:basedOn w:val="DefaultParagraphFont"/>
+    <w:link w:val="Heading1"/>
     <w:uiPriority w:val="9"/>
     <w:rsid w:val="00E77C79"/>
     <w:rPr>
@@ -3008,9 +3174,9 @@
       <w:szCs w:val="40"/>
     </w:rPr>
   </w:style>
-  <w:style w:type="table" w:styleId="Tabladecuadrcula4">
+  <w:style w:type="table" w:styleId="GridTable4">
     <w:name w:val="Grid Table 4"/>
-    <w:basedOn w:val="Tablanormal"/>
+    <w:basedOn w:val="TableNormal"/>
     <w:uiPriority w:val="49"/>
     <w:rsid w:val="00A11B46"/>
     <w:pPr>
@@ -3084,9 +3250,9 @@
       </w:tcPr>
     </w:tblStylePr>
   </w:style>
-  <w:style w:type="table" w:styleId="Tablaconcuadrcula">
+  <w:style w:type="table" w:styleId="TableGrid0">
     <w:name w:val="Table Grid"/>
-    <w:basedOn w:val="Tablanormal"/>
+    <w:basedOn w:val="TableNormal"/>
     <w:uiPriority w:val="39"/>
     <w:rsid w:val="00042B35"/>
     <w:pPr>
@@ -3111,10 +3277,10 @@
       </w:tblBorders>
     </w:tblPr>
   </w:style>
-  <w:style w:type="character" w:customStyle="1" w:styleId="Ttulo3Car">
-    <w:name w:val="Título 3 Car"/>
-    <w:basedOn w:val="Fuentedeprrafopredeter"/>
-    <w:link w:val="Ttulo3"/>
+  <w:style w:type="character" w:customStyle="1" w:styleId="Heading3Char">
+    <w:name w:val="Heading 3 Char"/>
+    <w:basedOn w:val="DefaultParagraphFont"/>
+    <w:link w:val="Heading3"/>
     <w:uiPriority w:val="9"/>
     <w:semiHidden/>
     <w:rsid w:val="00771DD6"/>
@@ -3123,10 +3289,10 @@
       <w:color w:val="0A2F40" w:themeColor="accent1" w:themeShade="7F"/>
     </w:rPr>
   </w:style>
-  <w:style w:type="character" w:customStyle="1" w:styleId="Ttulo4Car">
-    <w:name w:val="Título 4 Car"/>
-    <w:basedOn w:val="Fuentedeprrafopredeter"/>
-    <w:link w:val="Ttulo4"/>
+  <w:style w:type="character" w:customStyle="1" w:styleId="Heading4Char">
+    <w:name w:val="Heading 4 Char"/>
+    <w:basedOn w:val="DefaultParagraphFont"/>
+    <w:link w:val="Heading4"/>
     <w:uiPriority w:val="9"/>
     <w:semiHidden/>
     <w:rsid w:val="00771DD6"/>

--- a/NOTEBOOK/Actividad Notebook 01 – Introducción a Python.docx
+++ b/NOTEBOOK/Actividad Notebook 01 – Introducción a Python.docx
@@ -97,7 +97,7 @@
       </w:pPr>
       <w:r>
         <w:pict w14:anchorId="08C7A8AD">
-          <v:rect id="_x0000_i1026" style="width:0;height:1.5pt" o:hrstd="t" o:hr="t" fillcolor="#a0a0a0" stroked="f"/>
+          <v:rect id="_x0000_i1026" style="width:0;height:1.5pt" o:hr="t" o:hrstd="t" fillcolor="#a0a0a0" stroked="f"/>
         </w:pict>
       </w:r>
     </w:p>
@@ -311,7 +311,7 @@
           <w:szCs w:val="18"/>
         </w:rPr>
         <w:pict w14:anchorId="18252A81">
-          <v:rect id="_x0000_i1027" style="width:0;height:1.5pt" o:hralign="center" o:hrstd="t" o:hr="t" fillcolor="#a0a0a0" stroked="f"/>
+          <v:rect id="_x0000_i1027" style="width:0;height:1.5pt" o:hr="t" o:hrstd="t" o:hralign="center" fillcolor="#a0a0a0" stroked="f"/>
         </w:pict>
       </w:r>
     </w:p>
@@ -326,7 +326,7 @@
           <w:szCs w:val="20"/>
         </w:rPr>
       </w:pPr>
-      <w:bookmarkStart w:id="0" w:name="entrega"/>
+      <w:bookmarkStart w:name="entrega" w:id="0"/>
       <w:r>
         <w:rPr>
           <w:b/>
@@ -342,7 +342,7 @@
         <w:spacing w:before="180" w:after="180" w:line="240" w:lineRule="auto"/>
         <w:ind w:left="0"/>
         <w:rPr>
-          <w:rFonts w:asciiTheme="minorHAnsi" w:eastAsia="Times New Roman" w:hAnsiTheme="minorHAnsi" w:cs="Times New Roman"/>
+          <w:rFonts w:eastAsia="Times New Roman" w:cs="Times New Roman" w:asciiTheme="minorHAnsi" w:hAnsiTheme="minorHAnsi"/>
           <w:color w:val="auto"/>
           <w:kern w:val="0"/>
           <w:sz w:val="24"/>
@@ -352,7 +352,7 @@
       </w:pPr>
       <w:r>
         <w:rPr>
-          <w:rFonts w:asciiTheme="minorHAnsi" w:eastAsia="Times New Roman" w:hAnsiTheme="minorHAnsi" w:cs="Times New Roman"/>
+          <w:rFonts w:eastAsia="Times New Roman" w:cs="Times New Roman" w:asciiTheme="minorHAnsi" w:hAnsiTheme="minorHAnsi"/>
           <w:color w:val="auto"/>
           <w:kern w:val="0"/>
           <w:sz w:val="24"/>
@@ -363,7 +363,7 @@
       </w:r>
       <w:r>
         <w:rPr>
-          <w:rFonts w:asciiTheme="minorHAnsi" w:eastAsia="Times New Roman" w:hAnsiTheme="minorHAnsi" w:cs="Times New Roman"/>
+          <w:rFonts w:eastAsia="Times New Roman" w:cs="Times New Roman" w:asciiTheme="minorHAnsi" w:hAnsiTheme="minorHAnsi"/>
           <w:b/>
           <w:bCs/>
           <w:color w:val="auto"/>
@@ -376,7 +376,7 @@
       </w:r>
       <w:r>
         <w:rPr>
-          <w:rFonts w:asciiTheme="minorHAnsi" w:eastAsia="Times New Roman" w:hAnsiTheme="minorHAnsi" w:cs="Times New Roman"/>
+          <w:rFonts w:eastAsia="Times New Roman" w:cs="Times New Roman" w:asciiTheme="minorHAnsi" w:hAnsiTheme="minorHAnsi"/>
           <w:color w:val="auto"/>
           <w:kern w:val="0"/>
           <w:sz w:val="24"/>
@@ -391,7 +391,7 @@
         <w:spacing w:before="180" w:after="180" w:line="240" w:lineRule="auto"/>
         <w:ind w:left="0"/>
         <w:rPr>
-          <w:rFonts w:asciiTheme="minorHAnsi" w:eastAsia="Times New Roman" w:hAnsiTheme="minorHAnsi" w:cs="Times New Roman"/>
+          <w:rFonts w:eastAsia="Times New Roman" w:cs="Times New Roman" w:asciiTheme="minorHAnsi" w:hAnsiTheme="minorHAnsi"/>
           <w:color w:val="auto"/>
           <w:kern w:val="0"/>
           <w:sz w:val="24"/>
@@ -401,7 +401,7 @@
       </w:pPr>
       <w:r>
         <w:rPr>
-          <w:rFonts w:asciiTheme="minorHAnsi" w:eastAsia="Times New Roman" w:hAnsiTheme="minorHAnsi" w:cs="Times New Roman"/>
+          <w:rFonts w:eastAsia="Times New Roman" w:cs="Times New Roman" w:asciiTheme="minorHAnsi" w:hAnsiTheme="minorHAnsi"/>
           <w:color w:val="auto"/>
           <w:kern w:val="0"/>
           <w:sz w:val="24"/>
@@ -413,7 +413,7 @@
       <w:proofErr w:type="spellStart"/>
       <w:r>
         <w:rPr>
-          <w:rFonts w:asciiTheme="minorHAnsi" w:eastAsia="Times New Roman" w:hAnsiTheme="minorHAnsi" w:cs="Times New Roman"/>
+          <w:rFonts w:eastAsia="Times New Roman" w:cs="Times New Roman" w:asciiTheme="minorHAnsi" w:hAnsiTheme="minorHAnsi"/>
           <w:color w:val="auto"/>
           <w:kern w:val="0"/>
           <w:sz w:val="24"/>
@@ -425,7 +425,7 @@
       <w:proofErr w:type="spellEnd"/>
       <w:r>
         <w:rPr>
-          <w:rFonts w:asciiTheme="minorHAnsi" w:eastAsia="Times New Roman" w:hAnsiTheme="minorHAnsi" w:cs="Times New Roman"/>
+          <w:rFonts w:eastAsia="Times New Roman" w:cs="Times New Roman" w:asciiTheme="minorHAnsi" w:hAnsiTheme="minorHAnsi"/>
           <w:color w:val="auto"/>
           <w:kern w:val="0"/>
           <w:sz w:val="24"/>
@@ -437,7 +437,7 @@
       <w:proofErr w:type="spellStart"/>
       <w:r>
         <w:rPr>
-          <w:rFonts w:asciiTheme="minorHAnsi" w:eastAsia="Times New Roman" w:hAnsiTheme="minorHAnsi" w:cs="Times New Roman"/>
+          <w:rFonts w:eastAsia="Times New Roman" w:cs="Times New Roman" w:asciiTheme="minorHAnsi" w:hAnsiTheme="minorHAnsi"/>
           <w:color w:val="auto"/>
           <w:kern w:val="0"/>
           <w:sz w:val="24"/>
@@ -449,7 +449,7 @@
       <w:proofErr w:type="spellEnd"/>
       <w:r>
         <w:rPr>
-          <w:rFonts w:asciiTheme="minorHAnsi" w:eastAsia="Times New Roman" w:hAnsiTheme="minorHAnsi" w:cs="Times New Roman"/>
+          <w:rFonts w:eastAsia="Times New Roman" w:cs="Times New Roman" w:asciiTheme="minorHAnsi" w:hAnsiTheme="minorHAnsi"/>
           <w:color w:val="auto"/>
           <w:kern w:val="0"/>
           <w:sz w:val="24"/>
@@ -461,7 +461,7 @@
       <w:proofErr w:type="spellStart"/>
       <w:r>
         <w:rPr>
-          <w:rFonts w:asciiTheme="minorHAnsi" w:eastAsia="Times New Roman" w:hAnsiTheme="minorHAnsi" w:cs="Times New Roman"/>
+          <w:rFonts w:eastAsia="Times New Roman" w:cs="Times New Roman" w:asciiTheme="minorHAnsi" w:hAnsiTheme="minorHAnsi"/>
           <w:color w:val="auto"/>
           <w:kern w:val="0"/>
           <w:sz w:val="24"/>
@@ -473,7 +473,7 @@
       <w:proofErr w:type="spellEnd"/>
       <w:r>
         <w:rPr>
-          <w:rFonts w:asciiTheme="minorHAnsi" w:eastAsia="Times New Roman" w:hAnsiTheme="minorHAnsi" w:cs="Times New Roman"/>
+          <w:rFonts w:eastAsia="Times New Roman" w:cs="Times New Roman" w:asciiTheme="minorHAnsi" w:hAnsiTheme="minorHAnsi"/>
           <w:color w:val="auto"/>
           <w:kern w:val="0"/>
           <w:sz w:val="24"/>
@@ -491,7 +491,7 @@
         </w:numPr>
         <w:spacing w:before="36" w:after="36" w:line="240" w:lineRule="auto"/>
         <w:rPr>
-          <w:rFonts w:asciiTheme="minorHAnsi" w:eastAsia="Times New Roman" w:hAnsiTheme="minorHAnsi" w:cs="Times New Roman"/>
+          <w:rFonts w:eastAsia="Times New Roman" w:cs="Times New Roman" w:asciiTheme="minorHAnsi" w:hAnsiTheme="minorHAnsi"/>
           <w:color w:val="auto"/>
           <w:kern w:val="0"/>
           <w:sz w:val="24"/>
@@ -502,7 +502,7 @@
       <w:proofErr w:type="gramStart"/>
       <w:r>
         <w:rPr>
-          <w:rFonts w:asciiTheme="minorHAnsi" w:eastAsia="Times New Roman" w:hAnsiTheme="minorHAnsi" w:cs="Times New Roman"/>
+          <w:rFonts w:eastAsia="Times New Roman" w:cs="Times New Roman" w:asciiTheme="minorHAnsi" w:hAnsiTheme="minorHAnsi"/>
           <w:color w:val="auto"/>
           <w:kern w:val="0"/>
           <w:sz w:val="24"/>
@@ -513,7 +513,7 @@
       </w:r>
       <w:r>
         <w:rPr>
-          <w:rFonts w:ascii="Consolas" w:eastAsia="Times New Roman" w:hAnsi="Consolas" w:cs="Times New Roman"/>
+          <w:rFonts w:ascii="Consolas" w:hAnsi="Consolas" w:eastAsia="Times New Roman" w:cs="Times New Roman"/>
           <w:color w:val="auto"/>
           <w:kern w:val="0"/>
           <w:sz w:val="22"/>
@@ -525,7 +525,7 @@
       <w:proofErr w:type="spellStart"/>
       <w:r>
         <w:rPr>
-          <w:rFonts w:ascii="Consolas" w:eastAsia="Times New Roman" w:hAnsi="Consolas" w:cs="Times New Roman"/>
+          <w:rFonts w:ascii="Consolas" w:hAnsi="Consolas" w:eastAsia="Times New Roman" w:cs="Times New Roman"/>
           <w:color w:val="auto"/>
           <w:kern w:val="0"/>
           <w:sz w:val="22"/>
@@ -538,7 +538,7 @@
       <w:proofErr w:type="gramEnd"/>
       <w:r>
         <w:rPr>
-          <w:rFonts w:asciiTheme="minorHAnsi" w:eastAsia="Times New Roman" w:hAnsiTheme="minorHAnsi" w:cs="Times New Roman"/>
+          <w:rFonts w:eastAsia="Times New Roman" w:cs="Times New Roman" w:asciiTheme="minorHAnsi" w:hAnsiTheme="minorHAnsi"/>
           <w:color w:val="auto"/>
           <w:kern w:val="0"/>
           <w:sz w:val="24"/>
@@ -556,7 +556,7 @@
         </w:numPr>
         <w:spacing w:before="36" w:after="36" w:line="240" w:lineRule="auto"/>
         <w:rPr>
-          <w:rFonts w:asciiTheme="minorHAnsi" w:eastAsia="Times New Roman" w:hAnsiTheme="minorHAnsi" w:cs="Times New Roman"/>
+          <w:rFonts w:eastAsia="Times New Roman" w:cs="Times New Roman" w:asciiTheme="minorHAnsi" w:hAnsiTheme="minorHAnsi"/>
           <w:color w:val="auto"/>
           <w:kern w:val="0"/>
           <w:sz w:val="24"/>
@@ -567,7 +567,7 @@
       <w:proofErr w:type="spellStart"/>
       <w:r>
         <w:rPr>
-          <w:rFonts w:asciiTheme="minorHAnsi" w:eastAsia="Times New Roman" w:hAnsiTheme="minorHAnsi" w:cs="Times New Roman"/>
+          <w:rFonts w:eastAsia="Times New Roman" w:cs="Times New Roman" w:asciiTheme="minorHAnsi" w:hAnsiTheme="minorHAnsi"/>
           <w:color w:val="auto"/>
           <w:kern w:val="0"/>
           <w:sz w:val="24"/>
@@ -579,7 +579,7 @@
       <w:proofErr w:type="spellEnd"/>
       <w:r>
         <w:rPr>
-          <w:rFonts w:asciiTheme="minorHAnsi" w:eastAsia="Times New Roman" w:hAnsiTheme="minorHAnsi" w:cs="Times New Roman"/>
+          <w:rFonts w:eastAsia="Times New Roman" w:cs="Times New Roman" w:asciiTheme="minorHAnsi" w:hAnsiTheme="minorHAnsi"/>
           <w:color w:val="auto"/>
           <w:kern w:val="0"/>
           <w:sz w:val="24"/>
@@ -591,7 +591,7 @@
       <w:proofErr w:type="spellStart"/>
       <w:r>
         <w:rPr>
-          <w:rFonts w:asciiTheme="minorHAnsi" w:eastAsia="Times New Roman" w:hAnsiTheme="minorHAnsi" w:cs="Times New Roman"/>
+          <w:rFonts w:eastAsia="Times New Roman" w:cs="Times New Roman" w:asciiTheme="minorHAnsi" w:hAnsiTheme="minorHAnsi"/>
           <w:color w:val="auto"/>
           <w:kern w:val="0"/>
           <w:sz w:val="24"/>
@@ -603,7 +603,7 @@
       <w:proofErr w:type="spellEnd"/>
       <w:r>
         <w:rPr>
-          <w:rFonts w:asciiTheme="minorHAnsi" w:eastAsia="Times New Roman" w:hAnsiTheme="minorHAnsi" w:cs="Times New Roman"/>
+          <w:rFonts w:eastAsia="Times New Roman" w:cs="Times New Roman" w:asciiTheme="minorHAnsi" w:hAnsiTheme="minorHAnsi"/>
           <w:color w:val="auto"/>
           <w:kern w:val="0"/>
           <w:sz w:val="24"/>
@@ -615,7 +615,7 @@
       <w:proofErr w:type="spellStart"/>
       <w:r>
         <w:rPr>
-          <w:rFonts w:asciiTheme="minorHAnsi" w:eastAsia="Times New Roman" w:hAnsiTheme="minorHAnsi" w:cs="Times New Roman"/>
+          <w:rFonts w:eastAsia="Times New Roman" w:cs="Times New Roman" w:asciiTheme="minorHAnsi" w:hAnsiTheme="minorHAnsi"/>
           <w:color w:val="auto"/>
           <w:kern w:val="0"/>
           <w:sz w:val="24"/>
@@ -627,7 +627,7 @@
       <w:proofErr w:type="spellEnd"/>
       <w:r>
         <w:rPr>
-          <w:rFonts w:asciiTheme="minorHAnsi" w:eastAsia="Times New Roman" w:hAnsiTheme="minorHAnsi" w:cs="Times New Roman"/>
+          <w:rFonts w:eastAsia="Times New Roman" w:cs="Times New Roman" w:asciiTheme="minorHAnsi" w:hAnsiTheme="minorHAnsi"/>
           <w:color w:val="auto"/>
           <w:kern w:val="0"/>
           <w:sz w:val="24"/>
@@ -645,7 +645,7 @@
         </w:numPr>
         <w:spacing w:before="36" w:after="36" w:line="240" w:lineRule="auto"/>
         <w:rPr>
-          <w:rFonts w:asciiTheme="minorHAnsi" w:eastAsia="Times New Roman" w:hAnsiTheme="minorHAnsi" w:cs="Times New Roman"/>
+          <w:rFonts w:eastAsia="Times New Roman" w:cs="Times New Roman" w:asciiTheme="minorHAnsi" w:hAnsiTheme="minorHAnsi"/>
           <w:color w:val="auto"/>
           <w:kern w:val="0"/>
           <w:sz w:val="24"/>
@@ -655,7 +655,7 @@
       </w:pPr>
       <w:r>
         <w:rPr>
-          <w:rFonts w:asciiTheme="minorHAnsi" w:eastAsia="Times New Roman" w:hAnsiTheme="minorHAnsi" w:cs="Times New Roman"/>
+          <w:rFonts w:eastAsia="Times New Roman" w:cs="Times New Roman" w:asciiTheme="minorHAnsi" w:hAnsiTheme="minorHAnsi"/>
           <w:color w:val="auto"/>
           <w:kern w:val="0"/>
           <w:sz w:val="24"/>
@@ -670,7 +670,7 @@
         <w:spacing w:after="200" w:line="240" w:lineRule="auto"/>
         <w:ind w:left="0"/>
         <w:rPr>
-          <w:rFonts w:asciiTheme="minorHAnsi" w:eastAsia="Times New Roman" w:hAnsiTheme="minorHAnsi" w:cs="Times New Roman"/>
+          <w:rFonts w:eastAsia="Times New Roman" w:cs="Times New Roman" w:asciiTheme="minorHAnsi" w:hAnsiTheme="minorHAnsi"/>
           <w:color w:val="auto"/>
           <w:kern w:val="0"/>
           <w:sz w:val="24"/>
@@ -680,7 +680,7 @@
       </w:pPr>
       <w:r>
         <w:rPr>
-          <w:rFonts w:asciiTheme="minorHAnsi" w:eastAsia="Times New Roman" w:hAnsiTheme="minorHAnsi" w:cs="Times New Roman"/>
+          <w:rFonts w:eastAsia="Times New Roman" w:cs="Times New Roman" w:asciiTheme="minorHAnsi" w:hAnsiTheme="minorHAnsi"/>
           <w:color w:val="auto"/>
           <w:kern w:val="0"/>
           <w:sz w:val="24"/>
@@ -688,7 +688,7 @@
           <w14:ligatures w14:val="none"/>
         </w:rPr>
         <w:pict w14:anchorId="04B911BC">
-          <v:rect id="_x0000_i1028" style="width:0;height:1.5pt" o:hralign="center" o:hrstd="t" o:hr="t" stroked="f"/>
+          <v:rect id="_x0000_i1028" style="width:0;height:1.5pt" o:hr="t" o:hrstd="t" o:hralign="center" stroked="f"/>
         </w:pict>
       </w:r>
     </w:p>
@@ -703,7 +703,7 @@
           <w:szCs w:val="20"/>
         </w:rPr>
       </w:pPr>
-      <w:bookmarkStart w:id="1" w:name="importante"/>
+      <w:bookmarkStart w:name="importante" w:id="1"/>
       <w:bookmarkEnd w:id="0"/>
       <w:r>
         <w:rPr>
@@ -720,7 +720,7 @@
         <w:spacing w:before="180" w:after="180" w:line="240" w:lineRule="auto"/>
         <w:ind w:left="0"/>
         <w:rPr>
-          <w:rFonts w:asciiTheme="minorHAnsi" w:eastAsia="Times New Roman" w:hAnsiTheme="minorHAnsi" w:cs="Times New Roman"/>
+          <w:rFonts w:eastAsia="Times New Roman" w:cs="Times New Roman" w:asciiTheme="minorHAnsi" w:hAnsiTheme="minorHAnsi"/>
           <w:color w:val="auto"/>
           <w:kern w:val="0"/>
           <w:sz w:val="24"/>
@@ -730,7 +730,7 @@
       </w:pPr>
       <w:r>
         <w:rPr>
-          <w:rFonts w:asciiTheme="minorHAnsi" w:eastAsia="Times New Roman" w:hAnsiTheme="minorHAnsi" w:cs="Times New Roman"/>
+          <w:rFonts w:eastAsia="Times New Roman" w:cs="Times New Roman" w:asciiTheme="minorHAnsi" w:hAnsiTheme="minorHAnsi"/>
           <w:color w:val="auto"/>
           <w:kern w:val="0"/>
           <w:sz w:val="24"/>
@@ -741,7 +741,7 @@
       </w:r>
       <w:r>
         <w:rPr>
-          <w:rFonts w:asciiTheme="minorHAnsi" w:eastAsia="Times New Roman" w:hAnsiTheme="minorHAnsi" w:cs="Times New Roman"/>
+          <w:rFonts w:eastAsia="Times New Roman" w:cs="Times New Roman" w:asciiTheme="minorHAnsi" w:hAnsiTheme="minorHAnsi"/>
           <w:b/>
           <w:bCs/>
           <w:color w:val="auto"/>
@@ -754,7 +754,7 @@
       </w:r>
       <w:r>
         <w:rPr>
-          <w:rFonts w:asciiTheme="minorHAnsi" w:eastAsia="Times New Roman" w:hAnsiTheme="minorHAnsi" w:cs="Times New Roman"/>
+          <w:rFonts w:eastAsia="Times New Roman" w:cs="Times New Roman" w:asciiTheme="minorHAnsi" w:hAnsiTheme="minorHAnsi"/>
           <w:color w:val="auto"/>
           <w:kern w:val="0"/>
           <w:sz w:val="24"/>
@@ -769,7 +769,7 @@
         <w:spacing w:before="180" w:after="180" w:line="240" w:lineRule="auto"/>
         <w:ind w:left="0"/>
         <w:rPr>
-          <w:rFonts w:asciiTheme="minorHAnsi" w:eastAsia="Times New Roman" w:hAnsiTheme="minorHAnsi" w:cs="Times New Roman"/>
+          <w:rFonts w:eastAsia="Times New Roman" w:cs="Times New Roman" w:asciiTheme="minorHAnsi" w:hAnsiTheme="minorHAnsi"/>
           <w:color w:val="auto"/>
           <w:kern w:val="0"/>
           <w:sz w:val="24"/>
@@ -779,7 +779,7 @@
       </w:pPr>
       <w:r>
         <w:rPr>
-          <w:rFonts w:asciiTheme="minorHAnsi" w:eastAsia="Times New Roman" w:hAnsiTheme="minorHAnsi" w:cs="Times New Roman"/>
+          <w:rFonts w:eastAsia="Times New Roman" w:cs="Times New Roman" w:asciiTheme="minorHAnsi" w:hAnsiTheme="minorHAnsi"/>
           <w:b/>
           <w:bCs/>
           <w:color w:val="auto"/>
@@ -796,7 +796,7 @@
         <w:spacing w:before="180" w:after="180" w:line="240" w:lineRule="auto"/>
         <w:ind w:left="0"/>
         <w:rPr>
-          <w:rFonts w:asciiTheme="minorHAnsi" w:eastAsia="Times New Roman" w:hAnsiTheme="minorHAnsi" w:cs="Times New Roman"/>
+          <w:rFonts w:eastAsia="Times New Roman" w:cs="Times New Roman" w:asciiTheme="minorHAnsi" w:hAnsiTheme="minorHAnsi"/>
           <w:color w:val="auto"/>
           <w:kern w:val="0"/>
           <w:sz w:val="24"/>
@@ -806,7 +806,7 @@
       </w:pPr>
       <w:r>
         <w:rPr>
-          <w:rFonts w:asciiTheme="minorHAnsi" w:eastAsia="Times New Roman" w:hAnsiTheme="minorHAnsi" w:cs="Times New Roman"/>
+          <w:rFonts w:eastAsia="Times New Roman" w:cs="Times New Roman" w:asciiTheme="minorHAnsi" w:hAnsiTheme="minorHAnsi"/>
           <w:b/>
           <w:bCs/>
           <w:color w:val="auto"/>
@@ -819,7 +819,7 @@
       </w:r>
       <w:r>
         <w:rPr>
-          <w:rFonts w:asciiTheme="minorHAnsi" w:eastAsia="Times New Roman" w:hAnsiTheme="minorHAnsi" w:cs="Times New Roman"/>
+          <w:rFonts w:eastAsia="Times New Roman" w:cs="Times New Roman" w:asciiTheme="minorHAnsi" w:hAnsiTheme="minorHAnsi"/>
           <w:color w:val="auto"/>
           <w:kern w:val="0"/>
           <w:sz w:val="24"/>
@@ -827,6 +827,16 @@
           <w14:ligatures w14:val="none"/>
         </w:rPr>
         <w:br/>
+      </w:r>
+      <w:r>
+        <w:rPr>
+          <w:rFonts w:eastAsia="Times New Roman" w:cs="Times New Roman" w:asciiTheme="minorHAnsi" w:hAnsiTheme="minorHAnsi"/>
+          <w:color w:val="auto"/>
+          <w:kern w:val="0"/>
+          <w:sz w:val="24"/>
+          <w:lang w:val="es-CR" w:eastAsia="en-US"/>
+          <w14:ligatures w14:val="none"/>
+        </w:rPr>
         <w:t>amenaa@castrocarazo.ac.cr</w:t>
       </w:r>
       <w:bookmarkEnd w:id="1"/>
@@ -836,7 +846,7 @@
       <w:headerReference w:type="default" r:id="rId9"/>
       <w:footerReference w:type="default" r:id="rId10"/>
       <w:headerReference w:type="first" r:id="rId11"/>
-      <w:pgSz w:w="11906" w:h="16838" w:code="9"/>
+      <w:pgSz w:w="11906" w:h="16838" w:orient="portrait" w:code="9"/>
       <w:pgMar w:top="1440" w:right="1080" w:bottom="1440" w:left="1080" w:header="720" w:footer="57" w:gutter="0"/>
       <w:cols w:space="720"/>
       <w:docGrid w:linePitch="490"/>
@@ -950,7 +960,7 @@
         <w:noProof/>
       </w:rPr>
       <w:pict w14:anchorId="5743F71C">
-        <v:shapetype id="_x0000_t75" coordsize="21600,21600" o:spt="75" o:preferrelative="t" path="m@4@5l@4@11@9@11@9@5xe" filled="f" stroked="f">
+        <v:shapetype id="_x0000_t75" coordsize="21600,21600" filled="f" stroked="f" o:spt="75" o:preferrelative="t" path="m@4@5l@4@11@9@11@9@5xe">
           <v:stroke joinstyle="miter"/>
           <v:formulas>
             <v:f eqn="if lineDrawn pixelLineWidth 0"/>
@@ -966,11 +976,11 @@
             <v:f eqn="prod @7 21600 pixelHeight"/>
             <v:f eqn="sum @10 21600 0"/>
           </v:formulas>
-          <v:path o:extrusionok="f" gradientshapeok="t" o:connecttype="rect"/>
+          <v:path gradientshapeok="t" o:connecttype="rect" o:extrusionok="f"/>
           <o:lock v:ext="edit" aspectratio="t"/>
         </v:shapetype>
-        <v:shape id="WordPictureWatermark392594016" o:spid="_x0000_s1026" type="#_x0000_t75" style="position:absolute;left:0;text-align:left;margin-left:0;margin-top:0;width:595.4pt;height:842.15pt;z-index:-251657216;mso-position-horizontal:center;mso-position-horizontal-relative:margin;mso-position-vertical:center;mso-position-vertical-relative:margin" o:allowincell="f">
-          <v:imagedata r:id="rId1" o:title="Documento A4 carta de negocio corporativo moderno azul y celeste" gain="19661f" blacklevel="22938f"/>
+        <v:shape id="WordPictureWatermark392594016" style="position:absolute;left:0;text-align:left;margin-left:0;margin-top:0;width:595.4pt;height:842.15pt;z-index:-251657216;mso-position-horizontal:center;mso-position-horizontal-relative:margin;mso-position-vertical:center;mso-position-vertical-relative:margin" o:spid="_x0000_s1026" o:allowincell="f" type="#_x0000_t75">
+          <v:imagedata gain="19661f" blacklevel="22938f" o:title="Documento A4 carta de negocio corporativo moderno azul y celeste" r:id="rId1"/>
           <w10:wrap anchorx="margin" anchory="margin"/>
         </v:shape>
       </w:pict>
@@ -1013,7 +1023,7 @@
         <w:szCs w:val="36"/>
       </w:rPr>
       <w:pict w14:anchorId="7422FFB9">
-        <v:shapetype id="_x0000_t75" coordsize="21600,21600" o:spt="75" o:preferrelative="t" path="m@4@5l@4@11@9@11@9@5xe" filled="f" stroked="f">
+        <v:shapetype id="_x0000_t75" coordsize="21600,21600" filled="f" stroked="f" o:spt="75" o:preferrelative="t" path="m@4@5l@4@11@9@11@9@5xe">
           <v:stroke joinstyle="miter"/>
           <v:formulas>
             <v:f eqn="if lineDrawn pixelLineWidth 0"/>
@@ -1029,11 +1039,11 @@
             <v:f eqn="prod @7 21600 pixelHeight"/>
             <v:f eqn="sum @10 21600 0"/>
           </v:formulas>
-          <v:path o:extrusionok="f" gradientshapeok="t" o:connecttype="rect"/>
+          <v:path gradientshapeok="t" o:connecttype="rect" o:extrusionok="f"/>
           <o:lock v:ext="edit" aspectratio="t"/>
         </v:shapetype>
-        <v:shape id="WordPictureWatermark392594017" o:spid="_x0000_s1027" type="#_x0000_t75" style="position:absolute;margin-left:0;margin-top:0;width:595.4pt;height:842.15pt;z-index:-251656192;mso-position-horizontal:center;mso-position-horizontal-relative:margin;mso-position-vertical:center;mso-position-vertical-relative:margin" o:allowincell="f">
-          <v:imagedata r:id="rId1" o:title="Documento A4 carta de negocio corporativo moderno azul y celeste" gain="19661f" blacklevel="22938f"/>
+        <v:shape id="WordPictureWatermark392594017" style="position:absolute;margin-left:0;margin-top:0;width:595.4pt;height:842.15pt;z-index:-251656192;mso-position-horizontal:center;mso-position-horizontal-relative:margin;mso-position-vertical:center;mso-position-vertical-relative:margin" o:spid="_x0000_s1027" o:allowincell="f" type="#_x0000_t75">
+          <v:imagedata gain="19661f" blacklevel="22938f" o:title="Documento A4 carta de negocio corporativo moderno azul y celeste" r:id="rId1"/>
           <w10:wrap anchorx="margin" anchory="margin"/>
         </v:shape>
       </w:pict>
@@ -1053,7 +1063,7 @@
         <w:noProof/>
       </w:rPr>
       <w:pict w14:anchorId="662FB237">
-        <v:shapetype id="_x0000_t75" coordsize="21600,21600" o:spt="75" o:preferrelative="t" path="m@4@5l@4@11@9@11@9@5xe" filled="f" stroked="f">
+        <v:shapetype id="_x0000_t75" coordsize="21600,21600" filled="f" stroked="f" o:spt="75" o:preferrelative="t" path="m@4@5l@4@11@9@11@9@5xe">
           <v:stroke joinstyle="miter"/>
           <v:formulas>
             <v:f eqn="if lineDrawn pixelLineWidth 0"/>
@@ -1069,11 +1079,11 @@
             <v:f eqn="prod @7 21600 pixelHeight"/>
             <v:f eqn="sum @10 21600 0"/>
           </v:formulas>
-          <v:path o:extrusionok="f" gradientshapeok="t" o:connecttype="rect"/>
+          <v:path gradientshapeok="t" o:connecttype="rect" o:extrusionok="f"/>
           <o:lock v:ext="edit" aspectratio="t"/>
         </v:shapetype>
-        <v:shape id="WordPictureWatermark392594015" o:spid="_x0000_s1025" type="#_x0000_t75" style="position:absolute;left:0;text-align:left;margin-left:0;margin-top:0;width:595.4pt;height:842.15pt;z-index:-251658240;mso-position-horizontal:center;mso-position-horizontal-relative:margin;mso-position-vertical:center;mso-position-vertical-relative:margin" o:allowincell="f">
-          <v:imagedata r:id="rId1" o:title="Documento A4 carta de negocio corporativo moderno azul y celeste" gain="19661f" blacklevel="22938f"/>
+        <v:shape id="WordPictureWatermark392594015" style="position:absolute;left:0;text-align:left;margin-left:0;margin-top:0;width:595.4pt;height:842.15pt;z-index:-251658240;mso-position-horizontal:center;mso-position-horizontal-relative:margin;mso-position-vertical:center;mso-position-vertical-relative:margin" o:spid="_x0000_s1025" o:allowincell="f" type="#_x0000_t75">
+          <v:imagedata gain="19661f" blacklevel="22938f" o:title="Documento A4 carta de negocio corporativo moderno azul y celeste" r:id="rId1"/>
           <w10:wrap anchorx="margin" anchory="margin"/>
         </v:shape>
       </w:pict>
@@ -1086,7 +1096,7 @@
 <w:numbering xmlns:wpc="http://schemas.microsoft.com/office/word/2010/wordprocessingCanvas" xmlns:cx="http://schemas.microsoft.com/office/drawing/2014/chartex" xmlns:cx1="http://schemas.microsoft.com/office/drawing/2015/9/8/chartex" xmlns:cx2="http://schemas.microsoft.com/office/drawing/2015/10/21/chartex" xmlns:cx3="http://schemas.microsoft.com/office/drawing/2016/5/9/chartex" xmlns:cx4="http://schemas.microsoft.com/office/drawing/2016/5/10/chartex" xmlns:cx5="http://schemas.microsoft.com/office/drawing/2016/5/11/chartex" xmlns:cx6="http://schemas.microsoft.com/office/drawing/2016/5/12/chartex" xmlns:cx7="http://schemas.microsoft.com/office/drawing/2016/5/13/chartex" xmlns:cx8="http://schemas.microsoft.com/office/drawing/2016/5/14/chartex" xmlns:mc="http://schemas.openxmlformats.org/markup-compatibility/2006" xmlns:aink="http://schemas.microsoft.com/office/drawing/2016/ink" xmlns:am3d="http://schemas.microsoft.com/office/drawing/2017/model3d" xmlns:o="urn:schemas-microsoft-com:office:office" xmlns:oel="http://schemas.microsoft.com/office/2019/extlst" xmlns:r="http://schemas.openxmlformats.org/officeDocument/2006/relationships" xmlns:m="http://schemas.openxmlformats.org/officeDocument/2006/math" xmlns:v="urn:schemas-microsoft-com:vml" xmlns:wp14="http://schemas.microsoft.com/office/word/2010/wordprocessingDrawing" xmlns:wp="http://schemas.openxmlformats.org/drawingml/2006/wordprocessingDrawing" xmlns:w10="urn:schemas-microsoft-com:office:word" xmlns:w="http://schemas.openxmlformats.org/wordprocessingml/2006/main" xmlns:w14="http://schemas.microsoft.com/office/word/2010/wordml" xmlns:w15="http://schemas.microsoft.com/office/word/2012/wordml" xmlns:w16cex="http://schemas.microsoft.com/office/word/2018/wordml/cex" xmlns:w16cid="http://schemas.microsoft.com/office/word/2016/wordml/cid" xmlns:w16="http://schemas.microsoft.com/office/word/2018/wordml" xmlns:w16du="http://schemas.microsoft.com/office/word/2023/wordml/word16du" xmlns:w16sdtdh="http://schemas.microsoft.com/office/word/2020/wordml/sdtdatahash" xmlns:w16sdtfl="http://schemas.microsoft.com/office/word/2024/wordml/sdtformatlock" xmlns:w16se="http://schemas.microsoft.com/office/word/2015/wordml/symex" xmlns:wpg="http://schemas.microsoft.com/office/word/2010/wordprocessingGroup" xmlns:wpi="http://schemas.microsoft.com/office/word/2010/wordprocessingInk" xmlns:wne="http://schemas.microsoft.com/office/word/2006/wordml" xmlns:wps="http://schemas.microsoft.com/office/word/2010/wordprocessingShape" mc:Ignorable="w14 w15 w16se w16cid w16 w16cex w16sdtdh w16sdtfl w16du wp14">
   <w:numPicBullet w:numPicBulletId="0">
     <w:pict>
-      <v:rect id="_x0000_i1025" style="width:0;height:1.5pt" o:bullet="t" o:hrstd="t" o:hr="t" fillcolor="#a0a0a0" stroked="f"/>
+      <v:rect id="_x0000_i1025" style="width:0;height:1.5pt" o:bullet="t" o:hr="t" o:hrstd="t" fillcolor="#a0a0a0" stroked="f"/>
     </w:pict>
   </w:numPicBullet>
   <w:abstractNum w:abstractNumId="0" w15:restartNumberingAfterBreak="0">
@@ -1101,7 +1111,7 @@
         <w:ind w:left="720" w:hanging="360"/>
       </w:pPr>
       <w:rPr>
-        <w:rFonts w:ascii="Symbol" w:hAnsi="Symbol" w:hint="default"/>
+        <w:rFonts w:hint="default" w:ascii="Symbol" w:hAnsi="Symbol"/>
       </w:rPr>
     </w:lvl>
     <w:lvl w:ilvl="1">
@@ -1112,7 +1122,7 @@
         <w:ind w:left="1440" w:hanging="360"/>
       </w:pPr>
       <w:rPr>
-        <w:rFonts w:ascii="Courier New" w:hAnsi="Courier New" w:hint="default"/>
+        <w:rFonts w:hint="default" w:ascii="Courier New" w:hAnsi="Courier New"/>
       </w:rPr>
     </w:lvl>
     <w:lvl w:ilvl="2">
@@ -1123,7 +1133,7 @@
         <w:ind w:left="2160" w:hanging="360"/>
       </w:pPr>
       <w:rPr>
-        <w:rFonts w:ascii="Wingdings" w:hAnsi="Wingdings" w:hint="default"/>
+        <w:rFonts w:hint="default" w:ascii="Wingdings" w:hAnsi="Wingdings"/>
       </w:rPr>
     </w:lvl>
     <w:lvl w:ilvl="3">
@@ -1134,7 +1144,7 @@
         <w:ind w:left="2880" w:hanging="360"/>
       </w:pPr>
       <w:rPr>
-        <w:rFonts w:ascii="Symbol" w:hAnsi="Symbol" w:hint="default"/>
+        <w:rFonts w:hint="default" w:ascii="Symbol" w:hAnsi="Symbol"/>
       </w:rPr>
     </w:lvl>
     <w:lvl w:ilvl="4">
@@ -1145,7 +1155,7 @@
         <w:ind w:left="3600" w:hanging="360"/>
       </w:pPr>
       <w:rPr>
-        <w:rFonts w:ascii="Courier New" w:hAnsi="Courier New" w:hint="default"/>
+        <w:rFonts w:hint="default" w:ascii="Courier New" w:hAnsi="Courier New"/>
       </w:rPr>
     </w:lvl>
     <w:lvl w:ilvl="5">
@@ -1156,7 +1166,7 @@
         <w:ind w:left="4320" w:hanging="360"/>
       </w:pPr>
       <w:rPr>
-        <w:rFonts w:ascii="Wingdings" w:hAnsi="Wingdings" w:hint="default"/>
+        <w:rFonts w:hint="default" w:ascii="Wingdings" w:hAnsi="Wingdings"/>
       </w:rPr>
     </w:lvl>
     <w:lvl w:ilvl="6">
@@ -1167,7 +1177,7 @@
         <w:ind w:left="5040" w:hanging="360"/>
       </w:pPr>
       <w:rPr>
-        <w:rFonts w:ascii="Symbol" w:hAnsi="Symbol" w:hint="default"/>
+        <w:rFonts w:hint="default" w:ascii="Symbol" w:hAnsi="Symbol"/>
       </w:rPr>
     </w:lvl>
     <w:lvl w:ilvl="7">
@@ -1178,7 +1188,7 @@
         <w:ind w:left="5760" w:hanging="360"/>
       </w:pPr>
       <w:rPr>
-        <w:rFonts w:ascii="Courier New" w:hAnsi="Courier New" w:hint="default"/>
+        <w:rFonts w:hint="default" w:ascii="Courier New" w:hAnsi="Courier New"/>
       </w:rPr>
     </w:lvl>
     <w:lvl w:ilvl="8">
@@ -1189,7 +1199,7 @@
         <w:ind w:left="6480" w:hanging="360"/>
       </w:pPr>
       <w:rPr>
-        <w:rFonts w:ascii="Wingdings" w:hAnsi="Wingdings" w:hint="default"/>
+        <w:rFonts w:hint="default" w:ascii="Wingdings" w:hAnsi="Wingdings"/>
       </w:rPr>
     </w:lvl>
   </w:abstractNum>
@@ -1209,7 +1219,7 @@
         <w:ind w:left="720" w:hanging="360"/>
       </w:pPr>
       <w:rPr>
-        <w:rFonts w:ascii="Symbol" w:hAnsi="Symbol" w:hint="default"/>
+        <w:rFonts w:hint="default" w:ascii="Symbol" w:hAnsi="Symbol"/>
         <w:sz w:val="20"/>
       </w:rPr>
     </w:lvl>
@@ -1225,7 +1235,7 @@
         <w:ind w:left="1440" w:hanging="360"/>
       </w:pPr>
       <w:rPr>
-        <w:rFonts w:ascii="Courier New" w:hAnsi="Courier New" w:hint="default"/>
+        <w:rFonts w:hint="default" w:ascii="Courier New" w:hAnsi="Courier New"/>
         <w:sz w:val="20"/>
       </w:rPr>
     </w:lvl>
@@ -1241,7 +1251,7 @@
         <w:ind w:left="2160" w:hanging="360"/>
       </w:pPr>
       <w:rPr>
-        <w:rFonts w:ascii="Wingdings" w:hAnsi="Wingdings" w:hint="default"/>
+        <w:rFonts w:hint="default" w:ascii="Wingdings" w:hAnsi="Wingdings"/>
         <w:sz w:val="20"/>
       </w:rPr>
     </w:lvl>
@@ -1257,7 +1267,7 @@
         <w:ind w:left="2880" w:hanging="360"/>
       </w:pPr>
       <w:rPr>
-        <w:rFonts w:ascii="Wingdings" w:hAnsi="Wingdings" w:hint="default"/>
+        <w:rFonts w:hint="default" w:ascii="Wingdings" w:hAnsi="Wingdings"/>
         <w:sz w:val="20"/>
       </w:rPr>
     </w:lvl>
@@ -1273,7 +1283,7 @@
         <w:ind w:left="3600" w:hanging="360"/>
       </w:pPr>
       <w:rPr>
-        <w:rFonts w:ascii="Wingdings" w:hAnsi="Wingdings" w:hint="default"/>
+        <w:rFonts w:hint="default" w:ascii="Wingdings" w:hAnsi="Wingdings"/>
         <w:sz w:val="20"/>
       </w:rPr>
     </w:lvl>
@@ -1289,7 +1299,7 @@
         <w:ind w:left="4320" w:hanging="360"/>
       </w:pPr>
       <w:rPr>
-        <w:rFonts w:ascii="Wingdings" w:hAnsi="Wingdings" w:hint="default"/>
+        <w:rFonts w:hint="default" w:ascii="Wingdings" w:hAnsi="Wingdings"/>
         <w:sz w:val="20"/>
       </w:rPr>
     </w:lvl>
@@ -1305,7 +1315,7 @@
         <w:ind w:left="5040" w:hanging="360"/>
       </w:pPr>
       <w:rPr>
-        <w:rFonts w:ascii="Wingdings" w:hAnsi="Wingdings" w:hint="default"/>
+        <w:rFonts w:hint="default" w:ascii="Wingdings" w:hAnsi="Wingdings"/>
         <w:sz w:val="20"/>
       </w:rPr>
     </w:lvl>
@@ -1321,7 +1331,7 @@
         <w:ind w:left="5760" w:hanging="360"/>
       </w:pPr>
       <w:rPr>
-        <w:rFonts w:ascii="Wingdings" w:hAnsi="Wingdings" w:hint="default"/>
+        <w:rFonts w:hint="default" w:ascii="Wingdings" w:hAnsi="Wingdings"/>
         <w:sz w:val="20"/>
       </w:rPr>
     </w:lvl>
@@ -1337,7 +1347,7 @@
         <w:ind w:left="6480" w:hanging="360"/>
       </w:pPr>
       <w:rPr>
-        <w:rFonts w:ascii="Wingdings" w:hAnsi="Wingdings" w:hint="default"/>
+        <w:rFonts w:hint="default" w:ascii="Wingdings" w:hAnsi="Wingdings"/>
         <w:sz w:val="20"/>
       </w:rPr>
     </w:lvl>
@@ -1355,7 +1365,7 @@
         <w:ind w:left="787" w:hanging="360"/>
       </w:pPr>
       <w:rPr>
-        <w:rFonts w:ascii="Symbol" w:hAnsi="Symbol" w:hint="default"/>
+        <w:rFonts w:hint="default" w:ascii="Symbol" w:hAnsi="Symbol"/>
       </w:rPr>
     </w:lvl>
     <w:lvl w:ilvl="1" w:tplc="0C0A0003" w:tentative="1">
@@ -1367,7 +1377,7 @@
         <w:ind w:left="1507" w:hanging="360"/>
       </w:pPr>
       <w:rPr>
-        <w:rFonts w:ascii="Courier New" w:hAnsi="Courier New" w:cs="Courier New" w:hint="default"/>
+        <w:rFonts w:hint="default" w:ascii="Courier New" w:hAnsi="Courier New" w:cs="Courier New"/>
       </w:rPr>
     </w:lvl>
     <w:lvl w:ilvl="2" w:tplc="0C0A0005" w:tentative="1">
@@ -1379,7 +1389,7 @@
         <w:ind w:left="2227" w:hanging="360"/>
       </w:pPr>
       <w:rPr>
-        <w:rFonts w:ascii="Wingdings" w:hAnsi="Wingdings" w:hint="default"/>
+        <w:rFonts w:hint="default" w:ascii="Wingdings" w:hAnsi="Wingdings"/>
       </w:rPr>
     </w:lvl>
     <w:lvl w:ilvl="3" w:tplc="0C0A0001" w:tentative="1">
@@ -1391,7 +1401,7 @@
         <w:ind w:left="2947" w:hanging="360"/>
       </w:pPr>
       <w:rPr>
-        <w:rFonts w:ascii="Symbol" w:hAnsi="Symbol" w:hint="default"/>
+        <w:rFonts w:hint="default" w:ascii="Symbol" w:hAnsi="Symbol"/>
       </w:rPr>
     </w:lvl>
     <w:lvl w:ilvl="4" w:tplc="0C0A0003" w:tentative="1">
@@ -1403,7 +1413,7 @@
         <w:ind w:left="3667" w:hanging="360"/>
       </w:pPr>
       <w:rPr>
-        <w:rFonts w:ascii="Courier New" w:hAnsi="Courier New" w:cs="Courier New" w:hint="default"/>
+        <w:rFonts w:hint="default" w:ascii="Courier New" w:hAnsi="Courier New" w:cs="Courier New"/>
       </w:rPr>
     </w:lvl>
     <w:lvl w:ilvl="5" w:tplc="0C0A0005" w:tentative="1">
@@ -1415,7 +1425,7 @@
         <w:ind w:left="4387" w:hanging="360"/>
       </w:pPr>
       <w:rPr>
-        <w:rFonts w:ascii="Wingdings" w:hAnsi="Wingdings" w:hint="default"/>
+        <w:rFonts w:hint="default" w:ascii="Wingdings" w:hAnsi="Wingdings"/>
       </w:rPr>
     </w:lvl>
     <w:lvl w:ilvl="6" w:tplc="0C0A0001" w:tentative="1">
@@ -1427,7 +1437,7 @@
         <w:ind w:left="5107" w:hanging="360"/>
       </w:pPr>
       <w:rPr>
-        <w:rFonts w:ascii="Symbol" w:hAnsi="Symbol" w:hint="default"/>
+        <w:rFonts w:hint="default" w:ascii="Symbol" w:hAnsi="Symbol"/>
       </w:rPr>
     </w:lvl>
     <w:lvl w:ilvl="7" w:tplc="0C0A0003" w:tentative="1">
@@ -1439,7 +1449,7 @@
         <w:ind w:left="5827" w:hanging="360"/>
       </w:pPr>
       <w:rPr>
-        <w:rFonts w:ascii="Courier New" w:hAnsi="Courier New" w:cs="Courier New" w:hint="default"/>
+        <w:rFonts w:hint="default" w:ascii="Courier New" w:hAnsi="Courier New" w:cs="Courier New"/>
       </w:rPr>
     </w:lvl>
     <w:lvl w:ilvl="8" w:tplc="0C0A0005" w:tentative="1">
@@ -1451,7 +1461,7 @@
         <w:ind w:left="6547" w:hanging="360"/>
       </w:pPr>
       <w:rPr>
-        <w:rFonts w:ascii="Wingdings" w:hAnsi="Wingdings" w:hint="default"/>
+        <w:rFonts w:hint="default" w:ascii="Wingdings" w:hAnsi="Wingdings"/>
       </w:rPr>
     </w:lvl>
   </w:abstractNum>
@@ -1472,7 +1482,7 @@
         <w:ind w:left="720" w:hanging="360"/>
       </w:pPr>
       <w:rPr>
-        <w:rFonts w:ascii="Symbol" w:hAnsi="Symbol" w:hint="default"/>
+        <w:rFonts w:hint="default" w:ascii="Symbol" w:hAnsi="Symbol"/>
       </w:rPr>
     </w:lvl>
     <w:lvl w:ilvl="1" w:tplc="C4B60136" w:tentative="1">
@@ -1487,7 +1497,7 @@
         <w:ind w:left="1440" w:hanging="360"/>
       </w:pPr>
       <w:rPr>
-        <w:rFonts w:ascii="Symbol" w:hAnsi="Symbol" w:hint="default"/>
+        <w:rFonts w:hint="default" w:ascii="Symbol" w:hAnsi="Symbol"/>
       </w:rPr>
     </w:lvl>
     <w:lvl w:ilvl="2" w:tplc="F65CE522" w:tentative="1">
@@ -1502,7 +1512,7 @@
         <w:ind w:left="2160" w:hanging="360"/>
       </w:pPr>
       <w:rPr>
-        <w:rFonts w:ascii="Symbol" w:hAnsi="Symbol" w:hint="default"/>
+        <w:rFonts w:hint="default" w:ascii="Symbol" w:hAnsi="Symbol"/>
       </w:rPr>
     </w:lvl>
     <w:lvl w:ilvl="3" w:tplc="E70EAD54" w:tentative="1">
@@ -1517,7 +1527,7 @@
         <w:ind w:left="2880" w:hanging="360"/>
       </w:pPr>
       <w:rPr>
-        <w:rFonts w:ascii="Symbol" w:hAnsi="Symbol" w:hint="default"/>
+        <w:rFonts w:hint="default" w:ascii="Symbol" w:hAnsi="Symbol"/>
       </w:rPr>
     </w:lvl>
     <w:lvl w:ilvl="4" w:tplc="E6C0E44A" w:tentative="1">
@@ -1532,7 +1542,7 @@
         <w:ind w:left="3600" w:hanging="360"/>
       </w:pPr>
       <w:rPr>
-        <w:rFonts w:ascii="Symbol" w:hAnsi="Symbol" w:hint="default"/>
+        <w:rFonts w:hint="default" w:ascii="Symbol" w:hAnsi="Symbol"/>
       </w:rPr>
     </w:lvl>
     <w:lvl w:ilvl="5" w:tplc="7D7463E4" w:tentative="1">
@@ -1547,7 +1557,7 @@
         <w:ind w:left="4320" w:hanging="360"/>
       </w:pPr>
       <w:rPr>
-        <w:rFonts w:ascii="Symbol" w:hAnsi="Symbol" w:hint="default"/>
+        <w:rFonts w:hint="default" w:ascii="Symbol" w:hAnsi="Symbol"/>
       </w:rPr>
     </w:lvl>
     <w:lvl w:ilvl="6" w:tplc="7F50A952" w:tentative="1">
@@ -1562,7 +1572,7 @@
         <w:ind w:left="5040" w:hanging="360"/>
       </w:pPr>
       <w:rPr>
-        <w:rFonts w:ascii="Symbol" w:hAnsi="Symbol" w:hint="default"/>
+        <w:rFonts w:hint="default" w:ascii="Symbol" w:hAnsi="Symbol"/>
       </w:rPr>
     </w:lvl>
     <w:lvl w:ilvl="7" w:tplc="3B2EAA9C" w:tentative="1">
@@ -1577,7 +1587,7 @@
         <w:ind w:left="5760" w:hanging="360"/>
       </w:pPr>
       <w:rPr>
-        <w:rFonts w:ascii="Symbol" w:hAnsi="Symbol" w:hint="default"/>
+        <w:rFonts w:hint="default" w:ascii="Symbol" w:hAnsi="Symbol"/>
       </w:rPr>
     </w:lvl>
     <w:lvl w:ilvl="8" w:tplc="AF98D7C4" w:tentative="1">
@@ -1592,7 +1602,7 @@
         <w:ind w:left="6480" w:hanging="360"/>
       </w:pPr>
       <w:rPr>
-        <w:rFonts w:ascii="Symbol" w:hAnsi="Symbol" w:hint="default"/>
+        <w:rFonts w:hint="default" w:ascii="Symbol" w:hAnsi="Symbol"/>
       </w:rPr>
     </w:lvl>
   </w:abstractNum>
@@ -1612,7 +1622,7 @@
         <w:ind w:left="720" w:hanging="360"/>
       </w:pPr>
       <w:rPr>
-        <w:rFonts w:ascii="Symbol" w:hAnsi="Symbol" w:hint="default"/>
+        <w:rFonts w:hint="default" w:ascii="Symbol" w:hAnsi="Symbol"/>
         <w:sz w:val="20"/>
       </w:rPr>
     </w:lvl>
@@ -1628,7 +1638,7 @@
         <w:ind w:left="1440" w:hanging="360"/>
       </w:pPr>
       <w:rPr>
-        <w:rFonts w:ascii="Courier New" w:hAnsi="Courier New" w:hint="default"/>
+        <w:rFonts w:hint="default" w:ascii="Courier New" w:hAnsi="Courier New"/>
         <w:sz w:val="20"/>
       </w:rPr>
     </w:lvl>
@@ -1644,7 +1654,7 @@
         <w:ind w:left="2160" w:hanging="360"/>
       </w:pPr>
       <w:rPr>
-        <w:rFonts w:ascii="Wingdings" w:hAnsi="Wingdings" w:hint="default"/>
+        <w:rFonts w:hint="default" w:ascii="Wingdings" w:hAnsi="Wingdings"/>
         <w:sz w:val="20"/>
       </w:rPr>
     </w:lvl>
@@ -1660,7 +1670,7 @@
         <w:ind w:left="2880" w:hanging="360"/>
       </w:pPr>
       <w:rPr>
-        <w:rFonts w:ascii="Wingdings" w:hAnsi="Wingdings" w:hint="default"/>
+        <w:rFonts w:hint="default" w:ascii="Wingdings" w:hAnsi="Wingdings"/>
         <w:sz w:val="20"/>
       </w:rPr>
     </w:lvl>
@@ -1676,7 +1686,7 @@
         <w:ind w:left="3600" w:hanging="360"/>
       </w:pPr>
       <w:rPr>
-        <w:rFonts w:ascii="Wingdings" w:hAnsi="Wingdings" w:hint="default"/>
+        <w:rFonts w:hint="default" w:ascii="Wingdings" w:hAnsi="Wingdings"/>
         <w:sz w:val="20"/>
       </w:rPr>
     </w:lvl>
@@ -1692,7 +1702,7 @@
         <w:ind w:left="4320" w:hanging="360"/>
       </w:pPr>
       <w:rPr>
-        <w:rFonts w:ascii="Wingdings" w:hAnsi="Wingdings" w:hint="default"/>
+        <w:rFonts w:hint="default" w:ascii="Wingdings" w:hAnsi="Wingdings"/>
         <w:sz w:val="20"/>
       </w:rPr>
     </w:lvl>
@@ -1708,7 +1718,7 @@
         <w:ind w:left="5040" w:hanging="360"/>
       </w:pPr>
       <w:rPr>
-        <w:rFonts w:ascii="Wingdings" w:hAnsi="Wingdings" w:hint="default"/>
+        <w:rFonts w:hint="default" w:ascii="Wingdings" w:hAnsi="Wingdings"/>
         <w:sz w:val="20"/>
       </w:rPr>
     </w:lvl>
@@ -1724,7 +1734,7 @@
         <w:ind w:left="5760" w:hanging="360"/>
       </w:pPr>
       <w:rPr>
-        <w:rFonts w:ascii="Wingdings" w:hAnsi="Wingdings" w:hint="default"/>
+        <w:rFonts w:hint="default" w:ascii="Wingdings" w:hAnsi="Wingdings"/>
         <w:sz w:val="20"/>
       </w:rPr>
     </w:lvl>
@@ -1740,7 +1750,7 @@
         <w:ind w:left="6480" w:hanging="360"/>
       </w:pPr>
       <w:rPr>
-        <w:rFonts w:ascii="Wingdings" w:hAnsi="Wingdings" w:hint="default"/>
+        <w:rFonts w:hint="default" w:ascii="Wingdings" w:hAnsi="Wingdings"/>
         <w:sz w:val="20"/>
       </w:rPr>
     </w:lvl>
@@ -1773,7 +1783,7 @@
         <w:ind w:left="1440" w:hanging="360"/>
       </w:pPr>
       <w:rPr>
-        <w:rFonts w:ascii="Courier New" w:hAnsi="Courier New" w:hint="default"/>
+        <w:rFonts w:hint="default" w:ascii="Courier New" w:hAnsi="Courier New"/>
         <w:sz w:val="20"/>
       </w:rPr>
     </w:lvl>
@@ -1878,7 +1888,7 @@
         <w:ind w:left="720" w:hanging="360"/>
       </w:pPr>
       <w:rPr>
-        <w:rFonts w:ascii="Symbol" w:hAnsi="Symbol" w:hint="default"/>
+        <w:rFonts w:hint="default" w:ascii="Symbol" w:hAnsi="Symbol"/>
         <w:sz w:val="20"/>
       </w:rPr>
     </w:lvl>
@@ -1906,7 +1916,7 @@
         <w:ind w:left="2160" w:hanging="360"/>
       </w:pPr>
       <w:rPr>
-        <w:rFonts w:ascii="Wingdings" w:hAnsi="Wingdings" w:hint="default"/>
+        <w:rFonts w:hint="default" w:ascii="Wingdings" w:hAnsi="Wingdings"/>
         <w:sz w:val="20"/>
       </w:rPr>
     </w:lvl>
@@ -1922,7 +1932,7 @@
         <w:ind w:left="2880" w:hanging="360"/>
       </w:pPr>
       <w:rPr>
-        <w:rFonts w:ascii="Wingdings" w:hAnsi="Wingdings" w:hint="default"/>
+        <w:rFonts w:hint="default" w:ascii="Wingdings" w:hAnsi="Wingdings"/>
         <w:sz w:val="20"/>
       </w:rPr>
     </w:lvl>
@@ -1938,7 +1948,7 @@
         <w:ind w:left="3600" w:hanging="360"/>
       </w:pPr>
       <w:rPr>
-        <w:rFonts w:ascii="Wingdings" w:hAnsi="Wingdings" w:hint="default"/>
+        <w:rFonts w:hint="default" w:ascii="Wingdings" w:hAnsi="Wingdings"/>
         <w:sz w:val="20"/>
       </w:rPr>
     </w:lvl>
@@ -1954,7 +1964,7 @@
         <w:ind w:left="4320" w:hanging="360"/>
       </w:pPr>
       <w:rPr>
-        <w:rFonts w:ascii="Wingdings" w:hAnsi="Wingdings" w:hint="default"/>
+        <w:rFonts w:hint="default" w:ascii="Wingdings" w:hAnsi="Wingdings"/>
         <w:sz w:val="20"/>
       </w:rPr>
     </w:lvl>
@@ -1970,7 +1980,7 @@
         <w:ind w:left="5040" w:hanging="360"/>
       </w:pPr>
       <w:rPr>
-        <w:rFonts w:ascii="Wingdings" w:hAnsi="Wingdings" w:hint="default"/>
+        <w:rFonts w:hint="default" w:ascii="Wingdings" w:hAnsi="Wingdings"/>
         <w:sz w:val="20"/>
       </w:rPr>
     </w:lvl>
@@ -1986,7 +1996,7 @@
         <w:ind w:left="5760" w:hanging="360"/>
       </w:pPr>
       <w:rPr>
-        <w:rFonts w:ascii="Wingdings" w:hAnsi="Wingdings" w:hint="default"/>
+        <w:rFonts w:hint="default" w:ascii="Wingdings" w:hAnsi="Wingdings"/>
         <w:sz w:val="20"/>
       </w:rPr>
     </w:lvl>
@@ -2002,7 +2012,7 @@
         <w:ind w:left="6480" w:hanging="360"/>
       </w:pPr>
       <w:rPr>
-        <w:rFonts w:ascii="Wingdings" w:hAnsi="Wingdings" w:hint="default"/>
+        <w:rFonts w:hint="default" w:ascii="Wingdings" w:hAnsi="Wingdings"/>
         <w:sz w:val="20"/>
       </w:rPr>
     </w:lvl>
@@ -2035,7 +2045,7 @@
         <w:ind w:left="1440" w:hanging="360"/>
       </w:pPr>
       <w:rPr>
-        <w:rFonts w:ascii="Courier New" w:hAnsi="Courier New" w:hint="default"/>
+        <w:rFonts w:hint="default" w:ascii="Courier New" w:hAnsi="Courier New"/>
         <w:sz w:val="20"/>
       </w:rPr>
     </w:lvl>
@@ -2051,7 +2061,7 @@
         <w:ind w:left="2160" w:hanging="360"/>
       </w:pPr>
       <w:rPr>
-        <w:rFonts w:ascii="Wingdings" w:hAnsi="Wingdings" w:hint="default"/>
+        <w:rFonts w:hint="default" w:ascii="Wingdings" w:hAnsi="Wingdings"/>
         <w:sz w:val="20"/>
       </w:rPr>
     </w:lvl>
@@ -2144,7 +2154,7 @@
         <w:ind w:left="720" w:hanging="360"/>
       </w:pPr>
       <w:rPr>
-        <w:rFonts w:ascii="Symbol" w:hAnsi="Symbol" w:hint="default"/>
+        <w:rFonts w:hint="default" w:ascii="Symbol" w:hAnsi="Symbol"/>
         <w:sz w:val="20"/>
       </w:rPr>
     </w:lvl>
@@ -2160,7 +2170,7 @@
         <w:ind w:left="1440" w:hanging="360"/>
       </w:pPr>
       <w:rPr>
-        <w:rFonts w:ascii="Courier New" w:hAnsi="Courier New" w:hint="default"/>
+        <w:rFonts w:hint="default" w:ascii="Courier New" w:hAnsi="Courier New"/>
         <w:sz w:val="20"/>
       </w:rPr>
     </w:lvl>
@@ -2176,7 +2186,7 @@
         <w:ind w:left="2160" w:hanging="360"/>
       </w:pPr>
       <w:rPr>
-        <w:rFonts w:ascii="Wingdings" w:hAnsi="Wingdings" w:hint="default"/>
+        <w:rFonts w:hint="default" w:ascii="Wingdings" w:hAnsi="Wingdings"/>
         <w:sz w:val="20"/>
       </w:rPr>
     </w:lvl>
@@ -2192,7 +2202,7 @@
         <w:ind w:left="2880" w:hanging="360"/>
       </w:pPr>
       <w:rPr>
-        <w:rFonts w:ascii="Wingdings" w:hAnsi="Wingdings" w:hint="default"/>
+        <w:rFonts w:hint="default" w:ascii="Wingdings" w:hAnsi="Wingdings"/>
         <w:sz w:val="20"/>
       </w:rPr>
     </w:lvl>
@@ -2208,7 +2218,7 @@
         <w:ind w:left="3600" w:hanging="360"/>
       </w:pPr>
       <w:rPr>
-        <w:rFonts w:ascii="Wingdings" w:hAnsi="Wingdings" w:hint="default"/>
+        <w:rFonts w:hint="default" w:ascii="Wingdings" w:hAnsi="Wingdings"/>
         <w:sz w:val="20"/>
       </w:rPr>
     </w:lvl>
@@ -2224,7 +2234,7 @@
         <w:ind w:left="4320" w:hanging="360"/>
       </w:pPr>
       <w:rPr>
-        <w:rFonts w:ascii="Wingdings" w:hAnsi="Wingdings" w:hint="default"/>
+        <w:rFonts w:hint="default" w:ascii="Wingdings" w:hAnsi="Wingdings"/>
         <w:sz w:val="20"/>
       </w:rPr>
     </w:lvl>
@@ -2240,7 +2250,7 @@
         <w:ind w:left="5040" w:hanging="360"/>
       </w:pPr>
       <w:rPr>
-        <w:rFonts w:ascii="Wingdings" w:hAnsi="Wingdings" w:hint="default"/>
+        <w:rFonts w:hint="default" w:ascii="Wingdings" w:hAnsi="Wingdings"/>
         <w:sz w:val="20"/>
       </w:rPr>
     </w:lvl>
@@ -2256,7 +2266,7 @@
         <w:ind w:left="5760" w:hanging="360"/>
       </w:pPr>
       <w:rPr>
-        <w:rFonts w:ascii="Wingdings" w:hAnsi="Wingdings" w:hint="default"/>
+        <w:rFonts w:hint="default" w:ascii="Wingdings" w:hAnsi="Wingdings"/>
         <w:sz w:val="20"/>
       </w:rPr>
     </w:lvl>
@@ -2272,7 +2282,7 @@
         <w:ind w:left="6480" w:hanging="360"/>
       </w:pPr>
       <w:rPr>
-        <w:rFonts w:ascii="Wingdings" w:hAnsi="Wingdings" w:hint="default"/>
+        <w:rFonts w:hint="default" w:ascii="Wingdings" w:hAnsi="Wingdings"/>
         <w:sz w:val="20"/>
       </w:rPr>
     </w:lvl>
@@ -2305,7 +2315,7 @@
         <w:ind w:left="1440" w:hanging="360"/>
       </w:pPr>
       <w:rPr>
-        <w:rFonts w:ascii="Courier New" w:hAnsi="Courier New" w:hint="default"/>
+        <w:rFonts w:hint="default" w:ascii="Courier New" w:hAnsi="Courier New"/>
         <w:sz w:val="20"/>
       </w:rPr>
     </w:lvl>
@@ -2410,7 +2420,7 @@
         <w:ind w:left="720" w:hanging="360"/>
       </w:pPr>
       <w:rPr>
-        <w:rFonts w:ascii="Symbol" w:hAnsi="Symbol" w:hint="default"/>
+        <w:rFonts w:hint="default" w:ascii="Symbol" w:hAnsi="Symbol"/>
         <w:sz w:val="20"/>
       </w:rPr>
     </w:lvl>
@@ -2426,7 +2436,7 @@
         <w:ind w:left="1440" w:hanging="360"/>
       </w:pPr>
       <w:rPr>
-        <w:rFonts w:ascii="Courier New" w:hAnsi="Courier New" w:hint="default"/>
+        <w:rFonts w:hint="default" w:ascii="Courier New" w:hAnsi="Courier New"/>
         <w:sz w:val="20"/>
       </w:rPr>
     </w:lvl>
@@ -2442,7 +2452,7 @@
         <w:ind w:left="2160" w:hanging="360"/>
       </w:pPr>
       <w:rPr>
-        <w:rFonts w:ascii="Wingdings" w:hAnsi="Wingdings" w:hint="default"/>
+        <w:rFonts w:hint="default" w:ascii="Wingdings" w:hAnsi="Wingdings"/>
         <w:sz w:val="20"/>
       </w:rPr>
     </w:lvl>
@@ -2458,7 +2468,7 @@
         <w:ind w:left="2880" w:hanging="360"/>
       </w:pPr>
       <w:rPr>
-        <w:rFonts w:ascii="Wingdings" w:hAnsi="Wingdings" w:hint="default"/>
+        <w:rFonts w:hint="default" w:ascii="Wingdings" w:hAnsi="Wingdings"/>
         <w:sz w:val="20"/>
       </w:rPr>
     </w:lvl>
@@ -2474,7 +2484,7 @@
         <w:ind w:left="3600" w:hanging="360"/>
       </w:pPr>
       <w:rPr>
-        <w:rFonts w:ascii="Wingdings" w:hAnsi="Wingdings" w:hint="default"/>
+        <w:rFonts w:hint="default" w:ascii="Wingdings" w:hAnsi="Wingdings"/>
         <w:sz w:val="20"/>
       </w:rPr>
     </w:lvl>
@@ -2490,7 +2500,7 @@
         <w:ind w:left="4320" w:hanging="360"/>
       </w:pPr>
       <w:rPr>
-        <w:rFonts w:ascii="Wingdings" w:hAnsi="Wingdings" w:hint="default"/>
+        <w:rFonts w:hint="default" w:ascii="Wingdings" w:hAnsi="Wingdings"/>
         <w:sz w:val="20"/>
       </w:rPr>
     </w:lvl>
@@ -2506,7 +2516,7 @@
         <w:ind w:left="5040" w:hanging="360"/>
       </w:pPr>
       <w:rPr>
-        <w:rFonts w:ascii="Wingdings" w:hAnsi="Wingdings" w:hint="default"/>
+        <w:rFonts w:hint="default" w:ascii="Wingdings" w:hAnsi="Wingdings"/>
         <w:sz w:val="20"/>
       </w:rPr>
     </w:lvl>
@@ -2522,7 +2532,7 @@
         <w:ind w:left="5760" w:hanging="360"/>
       </w:pPr>
       <w:rPr>
-        <w:rFonts w:ascii="Wingdings" w:hAnsi="Wingdings" w:hint="default"/>
+        <w:rFonts w:hint="default" w:ascii="Wingdings" w:hAnsi="Wingdings"/>
         <w:sz w:val="20"/>
       </w:rPr>
     </w:lvl>
@@ -2538,7 +2548,7 @@
         <w:ind w:left="6480" w:hanging="360"/>
       </w:pPr>
       <w:rPr>
-        <w:rFonts w:ascii="Wingdings" w:hAnsi="Wingdings" w:hint="default"/>
+        <w:rFonts w:hint="default" w:ascii="Wingdings" w:hAnsi="Wingdings"/>
         <w:sz w:val="20"/>
       </w:rPr>
     </w:lvl>
@@ -2580,11 +2590,11 @@
 </file>
 
 <file path=word/styles.xml><?xml version="1.0" encoding="utf-8"?>
-<w:styles xmlns:mc="http://schemas.openxmlformats.org/markup-compatibility/2006" xmlns:r="http://schemas.openxmlformats.org/officeDocument/2006/relationships" xmlns:w="http://schemas.openxmlformats.org/wordprocessingml/2006/main" xmlns:w14="http://schemas.microsoft.com/office/word/2010/wordml" xmlns:w15="http://schemas.microsoft.com/office/word/2012/wordml" xmlns:w16cex="http://schemas.microsoft.com/office/word/2018/wordml/cex" xmlns:w16cid="http://schemas.microsoft.com/office/word/2016/wordml/cid" xmlns:w16="http://schemas.microsoft.com/office/word/2018/wordml" xmlns:w16du="http://schemas.microsoft.com/office/word/2023/wordml/word16du" xmlns:w16sdtdh="http://schemas.microsoft.com/office/word/2020/wordml/sdtdatahash" xmlns:w16sdtfl="http://schemas.microsoft.com/office/word/2024/wordml/sdtformatlock" xmlns:w16se="http://schemas.microsoft.com/office/word/2015/wordml/symex" mc:Ignorable="w14 w15 w16se w16cid w16 w16cex w16sdtdh w16sdtfl w16du">
+<w:styles xmlns:wp14="http://schemas.microsoft.com/office/word/2010/wordprocessingDrawing" xmlns:mc="http://schemas.openxmlformats.org/markup-compatibility/2006" xmlns:r="http://schemas.openxmlformats.org/officeDocument/2006/relationships" xmlns:w="http://schemas.openxmlformats.org/wordprocessingml/2006/main" xmlns:w14="http://schemas.microsoft.com/office/word/2010/wordml" xmlns:w15="http://schemas.microsoft.com/office/word/2012/wordml" xmlns:w16cex="http://schemas.microsoft.com/office/word/2018/wordml/cex" xmlns:w16cid="http://schemas.microsoft.com/office/word/2016/wordml/cid" xmlns:w16="http://schemas.microsoft.com/office/word/2018/wordml" xmlns:w16du="http://schemas.microsoft.com/office/word/2023/wordml/word16du" xmlns:w16sdtdh="http://schemas.microsoft.com/office/word/2020/wordml/sdtdatahash" xmlns:w16sdtfl="http://schemas.microsoft.com/office/word/2024/wordml/sdtformatlock" xmlns:w16se="http://schemas.microsoft.com/office/word/2015/wordml/symex" mc:Ignorable="w14 w15 w16se w16cid w16 w16cex w16sdtdh w16sdtfl w16du wp14">
   <w:docDefaults>
     <w:rPrDefault>
       <w:rPr>
-        <w:rFonts w:asciiTheme="minorHAnsi" w:eastAsiaTheme="minorEastAsia" w:hAnsiTheme="minorHAnsi" w:cstheme="minorBidi"/>
+        <w:rFonts w:asciiTheme="minorHAnsi" w:hAnsiTheme="minorHAnsi" w:eastAsiaTheme="minorEastAsia" w:cstheme="minorBidi"/>
         <w:kern w:val="2"/>
         <w:sz w:val="24"/>
         <w:szCs w:val="24"/>
@@ -2601,14 +2611,14 @@
   <w:latentStyles w:defLockedState="0" w:defUIPriority="99" w:defSemiHidden="0" w:defUnhideWhenUsed="0" w:defQFormat="0" w:count="376">
     <w:lsdException w:name="Normal" w:uiPriority="0" w:qFormat="1"/>
     <w:lsdException w:name="heading 1" w:uiPriority="9" w:qFormat="1"/>
-    <w:lsdException w:name="heading 2" w:semiHidden="1" w:uiPriority="9" w:unhideWhenUsed="1" w:qFormat="1"/>
-    <w:lsdException w:name="heading 3" w:semiHidden="1" w:uiPriority="9" w:unhideWhenUsed="1" w:qFormat="1"/>
-    <w:lsdException w:name="heading 4" w:semiHidden="1" w:uiPriority="9" w:unhideWhenUsed="1" w:qFormat="1"/>
-    <w:lsdException w:name="heading 5" w:semiHidden="1" w:uiPriority="9" w:unhideWhenUsed="1" w:qFormat="1"/>
-    <w:lsdException w:name="heading 6" w:semiHidden="1" w:uiPriority="9" w:unhideWhenUsed="1" w:qFormat="1"/>
-    <w:lsdException w:name="heading 7" w:semiHidden="1" w:uiPriority="9" w:unhideWhenUsed="1" w:qFormat="1"/>
-    <w:lsdException w:name="heading 8" w:semiHidden="1" w:uiPriority="9" w:unhideWhenUsed="1" w:qFormat="1"/>
-    <w:lsdException w:name="heading 9" w:semiHidden="1" w:uiPriority="9" w:unhideWhenUsed="1" w:qFormat="1"/>
+    <w:lsdException w:name="heading 2" w:uiPriority="9" w:semiHidden="1" w:unhideWhenUsed="1" w:qFormat="1"/>
+    <w:lsdException w:name="heading 3" w:uiPriority="9" w:semiHidden="1" w:unhideWhenUsed="1" w:qFormat="1"/>
+    <w:lsdException w:name="heading 4" w:uiPriority="9" w:semiHidden="1" w:unhideWhenUsed="1" w:qFormat="1"/>
+    <w:lsdException w:name="heading 5" w:uiPriority="9" w:semiHidden="1" w:unhideWhenUsed="1" w:qFormat="1"/>
+    <w:lsdException w:name="heading 6" w:uiPriority="9" w:semiHidden="1" w:unhideWhenUsed="1" w:qFormat="1"/>
+    <w:lsdException w:name="heading 7" w:uiPriority="9" w:semiHidden="1" w:unhideWhenUsed="1" w:qFormat="1"/>
+    <w:lsdException w:name="heading 8" w:uiPriority="9" w:semiHidden="1" w:unhideWhenUsed="1" w:qFormat="1"/>
+    <w:lsdException w:name="heading 9" w:uiPriority="9" w:semiHidden="1" w:unhideWhenUsed="1" w:qFormat="1"/>
     <w:lsdException w:name="index 1" w:semiHidden="1" w:unhideWhenUsed="1"/>
     <w:lsdException w:name="index 2" w:semiHidden="1" w:unhideWhenUsed="1"/>
     <w:lsdException w:name="index 3" w:semiHidden="1" w:unhideWhenUsed="1"/>
@@ -2618,22 +2628,22 @@
     <w:lsdException w:name="index 7" w:semiHidden="1" w:unhideWhenUsed="1"/>
     <w:lsdException w:name="index 8" w:semiHidden="1" w:unhideWhenUsed="1"/>
     <w:lsdException w:name="index 9" w:semiHidden="1" w:unhideWhenUsed="1"/>
-    <w:lsdException w:name="toc 1" w:semiHidden="1" w:uiPriority="39" w:unhideWhenUsed="1"/>
-    <w:lsdException w:name="toc 2" w:semiHidden="1" w:uiPriority="39" w:unhideWhenUsed="1"/>
-    <w:lsdException w:name="toc 3" w:semiHidden="1" w:uiPriority="39" w:unhideWhenUsed="1"/>
-    <w:lsdException w:name="toc 4" w:semiHidden="1" w:uiPriority="39" w:unhideWhenUsed="1"/>
-    <w:lsdException w:name="toc 5" w:semiHidden="1" w:uiPriority="39" w:unhideWhenUsed="1"/>
-    <w:lsdException w:name="toc 6" w:semiHidden="1" w:uiPriority="39" w:unhideWhenUsed="1"/>
-    <w:lsdException w:name="toc 7" w:semiHidden="1" w:uiPriority="39" w:unhideWhenUsed="1"/>
-    <w:lsdException w:name="toc 8" w:semiHidden="1" w:uiPriority="39" w:unhideWhenUsed="1"/>
-    <w:lsdException w:name="toc 9" w:semiHidden="1" w:uiPriority="39" w:unhideWhenUsed="1"/>
+    <w:lsdException w:name="toc 1" w:uiPriority="39" w:semiHidden="1" w:unhideWhenUsed="1"/>
+    <w:lsdException w:name="toc 2" w:uiPriority="39" w:semiHidden="1" w:unhideWhenUsed="1"/>
+    <w:lsdException w:name="toc 3" w:uiPriority="39" w:semiHidden="1" w:unhideWhenUsed="1"/>
+    <w:lsdException w:name="toc 4" w:uiPriority="39" w:semiHidden="1" w:unhideWhenUsed="1"/>
+    <w:lsdException w:name="toc 5" w:uiPriority="39" w:semiHidden="1" w:unhideWhenUsed="1"/>
+    <w:lsdException w:name="toc 6" w:uiPriority="39" w:semiHidden="1" w:unhideWhenUsed="1"/>
+    <w:lsdException w:name="toc 7" w:uiPriority="39" w:semiHidden="1" w:unhideWhenUsed="1"/>
+    <w:lsdException w:name="toc 8" w:uiPriority="39" w:semiHidden="1" w:unhideWhenUsed="1"/>
+    <w:lsdException w:name="toc 9" w:uiPriority="39" w:semiHidden="1" w:unhideWhenUsed="1"/>
     <w:lsdException w:name="Normal Indent" w:semiHidden="1" w:unhideWhenUsed="1"/>
     <w:lsdException w:name="footnote text" w:semiHidden="1" w:unhideWhenUsed="1"/>
     <w:lsdException w:name="annotation text" w:semiHidden="1" w:unhideWhenUsed="1"/>
     <w:lsdException w:name="header" w:semiHidden="1" w:unhideWhenUsed="1"/>
     <w:lsdException w:name="footer" w:semiHidden="1" w:unhideWhenUsed="1"/>
     <w:lsdException w:name="index heading" w:semiHidden="1" w:unhideWhenUsed="1"/>
-    <w:lsdException w:name="caption" w:semiHidden="1" w:uiPriority="35" w:unhideWhenUsed="1" w:qFormat="1"/>
+    <w:lsdException w:name="caption" w:uiPriority="35" w:semiHidden="1" w:unhideWhenUsed="1" w:qFormat="1"/>
     <w:lsdException w:name="table of figures" w:semiHidden="1" w:unhideWhenUsed="1"/>
     <w:lsdException w:name="envelope address" w:semiHidden="1" w:unhideWhenUsed="1"/>
     <w:lsdException w:name="envelope return" w:semiHidden="1" w:unhideWhenUsed="1"/>
@@ -2664,7 +2674,7 @@
     <w:lsdException w:name="Title" w:uiPriority="10" w:qFormat="1"/>
     <w:lsdException w:name="Closing" w:semiHidden="1" w:unhideWhenUsed="1"/>
     <w:lsdException w:name="Signature" w:semiHidden="1" w:unhideWhenUsed="1"/>
-    <w:lsdException w:name="Default Paragraph Font" w:semiHidden="1" w:uiPriority="1" w:unhideWhenUsed="1"/>
+    <w:lsdException w:name="Default Paragraph Font" w:uiPriority="1" w:semiHidden="1" w:unhideWhenUsed="1"/>
     <w:lsdException w:name="Body Text" w:semiHidden="1" w:unhideWhenUsed="1"/>
     <w:lsdException w:name="Body Text Indent" w:semiHidden="1" w:unhideWhenUsed="1"/>
     <w:lsdException w:name="List Continue" w:semiHidden="1" w:unhideWhenUsed="1"/>
@@ -2864,8 +2874,8 @@
     <w:lsdException w:name="Subtle Reference" w:uiPriority="31" w:qFormat="1"/>
     <w:lsdException w:name="Intense Reference" w:uiPriority="32" w:qFormat="1"/>
     <w:lsdException w:name="Book Title" w:uiPriority="33" w:qFormat="1"/>
-    <w:lsdException w:name="Bibliography" w:semiHidden="1" w:uiPriority="37" w:unhideWhenUsed="1"/>
-    <w:lsdException w:name="TOC Heading" w:semiHidden="1" w:uiPriority="39" w:unhideWhenUsed="1" w:qFormat="1"/>
+    <w:lsdException w:name="Bibliography" w:uiPriority="37" w:semiHidden="1" w:unhideWhenUsed="1"/>
+    <w:lsdException w:name="TOC Heading" w:uiPriority="39" w:semiHidden="1" w:unhideWhenUsed="1" w:qFormat="1"/>
     <w:lsdException w:name="Plain Table 1" w:uiPriority="41"/>
     <w:lsdException w:name="Plain Table 2" w:uiPriority="42"/>
     <w:lsdException w:name="Plain Table 3" w:uiPriority="43"/>
@@ -2976,7 +2986,7 @@
     <w:lsdException w:name="Unresolved Mention" w:semiHidden="1" w:unhideWhenUsed="1"/>
     <w:lsdException w:name="Smart Link" w:semiHidden="1" w:unhideWhenUsed="1"/>
   </w:latentStyles>
-  <w:style w:type="paragraph" w:default="1" w:styleId="Normal">
+  <w:style w:type="paragraph" w:styleId="Normal" w:default="1">
     <w:name w:val="Normal"/>
     <w:qFormat/>
     <w:pPr>
@@ -2984,7 +2994,7 @@
       <w:ind w:left="1474"/>
     </w:pPr>
     <w:rPr>
-      <w:rFonts w:ascii="Calibri" w:eastAsia="Calibri" w:hAnsi="Calibri" w:cs="Calibri"/>
+      <w:rFonts w:ascii="Calibri" w:hAnsi="Calibri" w:eastAsia="Calibri" w:cs="Calibri"/>
       <w:color w:val="000000"/>
       <w:sz w:val="36"/>
     </w:rPr>
@@ -3004,7 +3014,7 @@
       <w:outlineLvl w:val="0"/>
     </w:pPr>
     <w:rPr>
-      <w:rFonts w:asciiTheme="majorHAnsi" w:eastAsiaTheme="majorEastAsia" w:hAnsiTheme="majorHAnsi" w:cstheme="majorBidi"/>
+      <w:rFonts w:asciiTheme="majorHAnsi" w:hAnsiTheme="majorHAnsi" w:eastAsiaTheme="majorEastAsia" w:cstheme="majorBidi"/>
       <w:color w:val="0F4761" w:themeColor="accent1" w:themeShade="BF"/>
       <w:sz w:val="40"/>
       <w:szCs w:val="40"/>
@@ -3027,7 +3037,7 @@
       <w:outlineLvl w:val="2"/>
     </w:pPr>
     <w:rPr>
-      <w:rFonts w:asciiTheme="majorHAnsi" w:eastAsiaTheme="majorEastAsia" w:hAnsiTheme="majorHAnsi" w:cstheme="majorBidi"/>
+      <w:rFonts w:asciiTheme="majorHAnsi" w:hAnsiTheme="majorHAnsi" w:eastAsiaTheme="majorEastAsia" w:cstheme="majorBidi"/>
       <w:color w:val="0A2F40" w:themeColor="accent1" w:themeShade="7F"/>
       <w:sz w:val="24"/>
     </w:rPr>
@@ -3049,19 +3059,19 @@
       <w:outlineLvl w:val="3"/>
     </w:pPr>
     <w:rPr>
-      <w:rFonts w:asciiTheme="majorHAnsi" w:eastAsiaTheme="majorEastAsia" w:hAnsiTheme="majorHAnsi" w:cstheme="majorBidi"/>
+      <w:rFonts w:asciiTheme="majorHAnsi" w:hAnsiTheme="majorHAnsi" w:eastAsiaTheme="majorEastAsia" w:cstheme="majorBidi"/>
       <w:i/>
       <w:iCs/>
       <w:color w:val="0F4761" w:themeColor="accent1" w:themeShade="BF"/>
     </w:rPr>
   </w:style>
-  <w:style w:type="character" w:default="1" w:styleId="DefaultParagraphFont">
+  <w:style w:type="character" w:styleId="DefaultParagraphFont" w:default="1">
     <w:name w:val="Default Paragraph Font"/>
     <w:uiPriority w:val="1"/>
     <w:semiHidden/>
     <w:unhideWhenUsed/>
   </w:style>
-  <w:style w:type="table" w:default="1" w:styleId="TableNormal">
+  <w:style w:type="table" w:styleId="TableNormal" w:default="1">
     <w:name w:val="Normal Table"/>
     <w:uiPriority w:val="99"/>
     <w:semiHidden/>
@@ -3076,13 +3086,13 @@
       </w:tblCellMar>
     </w:tblPr>
   </w:style>
-  <w:style w:type="numbering" w:default="1" w:styleId="NoList">
+  <w:style w:type="numbering" w:styleId="NoList" w:default="1">
     <w:name w:val="No List"/>
     <w:uiPriority w:val="99"/>
     <w:semiHidden/>
     <w:unhideWhenUsed/>
   </w:style>
-  <w:style w:type="table" w:customStyle="1" w:styleId="TableGrid">
+  <w:style w:type="table" w:styleId="TableGrid" w:customStyle="1">
     <w:name w:val="TableGrid"/>
     <w:pPr>
       <w:spacing w:after="0" w:line="240" w:lineRule="auto"/>
@@ -3122,14 +3132,14 @@
       <w:spacing w:line="240" w:lineRule="auto"/>
     </w:pPr>
   </w:style>
-  <w:style w:type="character" w:customStyle="1" w:styleId="HeaderChar">
+  <w:style w:type="character" w:styleId="HeaderChar" w:customStyle="1">
     <w:name w:val="Header Char"/>
     <w:basedOn w:val="DefaultParagraphFont"/>
     <w:link w:val="Header"/>
     <w:uiPriority w:val="99"/>
     <w:rsid w:val="00E77C79"/>
     <w:rPr>
-      <w:rFonts w:ascii="Calibri" w:eastAsia="Calibri" w:hAnsi="Calibri" w:cs="Calibri"/>
+      <w:rFonts w:ascii="Calibri" w:hAnsi="Calibri" w:eastAsia="Calibri" w:cs="Calibri"/>
       <w:color w:val="000000"/>
       <w:sz w:val="36"/>
     </w:rPr>
@@ -3149,26 +3159,26 @@
       <w:spacing w:line="240" w:lineRule="auto"/>
     </w:pPr>
   </w:style>
-  <w:style w:type="character" w:customStyle="1" w:styleId="FooterChar">
+  <w:style w:type="character" w:styleId="FooterChar" w:customStyle="1">
     <w:name w:val="Footer Char"/>
     <w:basedOn w:val="DefaultParagraphFont"/>
     <w:link w:val="Footer"/>
     <w:uiPriority w:val="99"/>
     <w:rsid w:val="00E77C79"/>
     <w:rPr>
-      <w:rFonts w:ascii="Calibri" w:eastAsia="Calibri" w:hAnsi="Calibri" w:cs="Calibri"/>
+      <w:rFonts w:ascii="Calibri" w:hAnsi="Calibri" w:eastAsia="Calibri" w:cs="Calibri"/>
       <w:color w:val="000000"/>
       <w:sz w:val="36"/>
     </w:rPr>
   </w:style>
-  <w:style w:type="character" w:customStyle="1" w:styleId="Heading1Char">
+  <w:style w:type="character" w:styleId="Heading1Char" w:customStyle="1">
     <w:name w:val="Heading 1 Char"/>
     <w:basedOn w:val="DefaultParagraphFont"/>
     <w:link w:val="Heading1"/>
     <w:uiPriority w:val="9"/>
     <w:rsid w:val="00E77C79"/>
     <w:rPr>
-      <w:rFonts w:asciiTheme="majorHAnsi" w:eastAsiaTheme="majorEastAsia" w:hAnsiTheme="majorHAnsi" w:cstheme="majorBidi"/>
+      <w:rFonts w:asciiTheme="majorHAnsi" w:hAnsiTheme="majorHAnsi" w:eastAsiaTheme="majorEastAsia" w:cstheme="majorBidi"/>
       <w:color w:val="0F4761" w:themeColor="accent1" w:themeShade="BF"/>
       <w:sz w:val="40"/>
       <w:szCs w:val="40"/>
@@ -3186,12 +3196,12 @@
       <w:tblStyleRowBandSize w:val="1"/>
       <w:tblStyleColBandSize w:val="1"/>
       <w:tblBorders>
-        <w:top w:val="single" w:sz="4" w:space="0" w:color="156082" w:themeColor="accent1"/>
-        <w:left w:val="single" w:sz="4" w:space="0" w:color="156082" w:themeColor="accent1"/>
-        <w:bottom w:val="single" w:sz="4" w:space="0" w:color="156082" w:themeColor="accent1"/>
-        <w:right w:val="single" w:sz="4" w:space="0" w:color="156082" w:themeColor="accent1"/>
-        <w:insideH w:val="single" w:sz="4" w:space="0" w:color="156082" w:themeColor="accent1"/>
-        <w:insideV w:val="single" w:sz="4" w:space="0" w:color="156082" w:themeColor="accent1"/>
+        <w:top w:val="single" w:color="156082" w:themeColor="accent1" w:sz="4" w:space="0"/>
+        <w:left w:val="single" w:color="156082" w:themeColor="accent1" w:sz="4" w:space="0"/>
+        <w:bottom w:val="single" w:color="156082" w:themeColor="accent1" w:sz="4" w:space="0"/>
+        <w:right w:val="single" w:color="156082" w:themeColor="accent1" w:sz="4" w:space="0"/>
+        <w:insideH w:val="single" w:color="156082" w:themeColor="accent1" w:sz="4" w:space="0"/>
+        <w:insideV w:val="single" w:color="156082" w:themeColor="accent1" w:sz="4" w:space="0"/>
       </w:tblBorders>
     </w:tblPr>
     <w:tblStylePr w:type="firstRow">
@@ -3203,10 +3213,10 @@
       <w:tblPr/>
       <w:tcPr>
         <w:tcBorders>
-          <w:top w:val="single" w:sz="4" w:space="0" w:color="000000" w:themeColor="text1"/>
-          <w:left w:val="single" w:sz="4" w:space="0" w:color="000000" w:themeColor="text1"/>
-          <w:bottom w:val="single" w:sz="4" w:space="0" w:color="000000" w:themeColor="text1"/>
-          <w:right w:val="single" w:sz="4" w:space="0" w:color="000000" w:themeColor="text1"/>
+          <w:top w:val="single" w:color="000000" w:themeColor="text1" w:sz="4" w:space="0"/>
+          <w:left w:val="single" w:color="000000" w:themeColor="text1" w:sz="4" w:space="0"/>
+          <w:bottom w:val="single" w:color="000000" w:themeColor="text1" w:sz="4" w:space="0"/>
+          <w:right w:val="single" w:color="000000" w:themeColor="text1" w:sz="4" w:space="0"/>
           <w:insideH w:val="nil"/>
           <w:insideV w:val="nil"/>
         </w:tcBorders>
@@ -3221,7 +3231,7 @@
       <w:tblPr/>
       <w:tcPr>
         <w:tcBorders>
-          <w:top w:val="double" w:sz="4" w:space="0" w:color="000000" w:themeColor="text1"/>
+          <w:top w:val="double" w:color="000000" w:themeColor="text1" w:sz="4" w:space="0"/>
         </w:tcBorders>
       </w:tcPr>
     </w:tblStylePr>
@@ -3268,16 +3278,16 @@
     </w:rPr>
     <w:tblPr>
       <w:tblBorders>
-        <w:top w:val="single" w:sz="4" w:space="0" w:color="auto"/>
-        <w:left w:val="single" w:sz="4" w:space="0" w:color="auto"/>
-        <w:bottom w:val="single" w:sz="4" w:space="0" w:color="auto"/>
-        <w:right w:val="single" w:sz="4" w:space="0" w:color="auto"/>
-        <w:insideH w:val="single" w:sz="4" w:space="0" w:color="auto"/>
-        <w:insideV w:val="single" w:sz="4" w:space="0" w:color="auto"/>
+        <w:top w:val="single" w:color="auto" w:sz="4" w:space="0"/>
+        <w:left w:val="single" w:color="auto" w:sz="4" w:space="0"/>
+        <w:bottom w:val="single" w:color="auto" w:sz="4" w:space="0"/>
+        <w:right w:val="single" w:color="auto" w:sz="4" w:space="0"/>
+        <w:insideH w:val="single" w:color="auto" w:sz="4" w:space="0"/>
+        <w:insideV w:val="single" w:color="auto" w:sz="4" w:space="0"/>
       </w:tblBorders>
     </w:tblPr>
   </w:style>
-  <w:style w:type="character" w:customStyle="1" w:styleId="Heading3Char">
+  <w:style w:type="character" w:styleId="Heading3Char" w:customStyle="1">
     <w:name w:val="Heading 3 Char"/>
     <w:basedOn w:val="DefaultParagraphFont"/>
     <w:link w:val="Heading3"/>
@@ -3285,11 +3295,11 @@
     <w:semiHidden/>
     <w:rsid w:val="00771DD6"/>
     <w:rPr>
-      <w:rFonts w:asciiTheme="majorHAnsi" w:eastAsiaTheme="majorEastAsia" w:hAnsiTheme="majorHAnsi" w:cstheme="majorBidi"/>
+      <w:rFonts w:asciiTheme="majorHAnsi" w:hAnsiTheme="majorHAnsi" w:eastAsiaTheme="majorEastAsia" w:cstheme="majorBidi"/>
       <w:color w:val="0A2F40" w:themeColor="accent1" w:themeShade="7F"/>
     </w:rPr>
   </w:style>
-  <w:style w:type="character" w:customStyle="1" w:styleId="Heading4Char">
+  <w:style w:type="character" w:styleId="Heading4Char" w:customStyle="1">
     <w:name w:val="Heading 4 Char"/>
     <w:basedOn w:val="DefaultParagraphFont"/>
     <w:link w:val="Heading4"/>
@@ -3297,7 +3307,7 @@
     <w:semiHidden/>
     <w:rsid w:val="00771DD6"/>
     <w:rPr>
-      <w:rFonts w:asciiTheme="majorHAnsi" w:eastAsiaTheme="majorEastAsia" w:hAnsiTheme="majorHAnsi" w:cstheme="majorBidi"/>
+      <w:rFonts w:asciiTheme="majorHAnsi" w:hAnsiTheme="majorHAnsi" w:eastAsiaTheme="majorEastAsia" w:cstheme="majorBidi"/>
       <w:i/>
       <w:iCs/>
       <w:color w:val="0F4761" w:themeColor="accent1" w:themeShade="BF"/>
@@ -3308,7 +3318,7 @@
 </file>
 
 <file path=word/theme/theme1.xml><?xml version="1.0" encoding="utf-8"?>
-<a:theme xmlns:a="http://schemas.openxmlformats.org/drawingml/2006/main" name="Office Theme">
+<a:theme xmlns:a="http://schemas.openxmlformats.org/drawingml/2006/main" xmlns:thm15="http://schemas.microsoft.com/office/thememl/2012/main" name="Office Theme">
   <a:themeElements>
     <a:clrScheme name="Office">
       <a:dk1>
